--- a/basics_str.docx
+++ b/basics_str.docx
@@ -832,6 +832,22 @@
           <w:szCs w:val="20"/>
         </w:rPr>
       </w:pPr>
+      <w:r>
+        <w:rPr>
+          <w:sz w:val="20"/>
+          <w:szCs w:val="20"/>
+        </w:rPr>
+        <w:t xml:space="preserve">//using two </w:t>
+      </w:r>
+      <w:proofErr w:type="gramStart"/>
+      <w:r>
+        <w:rPr>
+          <w:sz w:val="20"/>
+          <w:szCs w:val="20"/>
+        </w:rPr>
+        <w:t>pointer</w:t>
+      </w:r>
+      <w:proofErr w:type="gramEnd"/>
     </w:p>
     <w:p>
       <w:pPr>
@@ -1042,6 +1058,347 @@
           <w:szCs w:val="20"/>
         </w:rPr>
         <w:t>console.log(grp("hello"))</w:t>
+      </w:r>
+    </w:p>
+    <w:p>
+      <w:pPr>
+        <w:rPr>
+          <w:sz w:val="20"/>
+          <w:szCs w:val="20"/>
+        </w:rPr>
+      </w:pPr>
+    </w:p>
+    <w:p>
+      <w:pPr>
+        <w:rPr>
+          <w:sz w:val="20"/>
+          <w:szCs w:val="20"/>
+        </w:rPr>
+      </w:pPr>
+      <w:r>
+        <w:rPr>
+          <w:sz w:val="20"/>
+          <w:szCs w:val="20"/>
+        </w:rPr>
+        <w:t>//using stack</w:t>
+      </w:r>
+    </w:p>
+    <w:p>
+      <w:pPr>
+        <w:rPr>
+          <w:sz w:val="20"/>
+          <w:szCs w:val="20"/>
+        </w:rPr>
+      </w:pPr>
+    </w:p>
+    <w:p>
+      <w:pPr>
+        <w:rPr>
+          <w:sz w:val="20"/>
+          <w:szCs w:val="20"/>
+        </w:rPr>
+      </w:pPr>
+      <w:r>
+        <w:rPr>
+          <w:sz w:val="20"/>
+          <w:szCs w:val="20"/>
+        </w:rPr>
+        <w:t>function reverse(str</w:t>
+      </w:r>
+      <w:proofErr w:type="gramStart"/>
+      <w:r>
+        <w:rPr>
+          <w:sz w:val="20"/>
+          <w:szCs w:val="20"/>
+        </w:rPr>
+        <w:t>){</w:t>
+      </w:r>
+      <w:proofErr w:type="gramEnd"/>
+    </w:p>
+    <w:p>
+      <w:pPr>
+        <w:rPr>
+          <w:sz w:val="20"/>
+          <w:szCs w:val="20"/>
+        </w:rPr>
+      </w:pPr>
+      <w:r>
+        <w:rPr>
+          <w:sz w:val="20"/>
+          <w:szCs w:val="20"/>
+        </w:rPr>
+        <w:t xml:space="preserve">   let stack = [</w:t>
+      </w:r>
+      <w:proofErr w:type="gramStart"/>
+      <w:r>
+        <w:rPr>
+          <w:sz w:val="20"/>
+          <w:szCs w:val="20"/>
+        </w:rPr>
+        <w:t>];</w:t>
+      </w:r>
+      <w:proofErr w:type="gramEnd"/>
+    </w:p>
+    <w:p>
+      <w:pPr>
+        <w:rPr>
+          <w:sz w:val="20"/>
+          <w:szCs w:val="20"/>
+        </w:rPr>
+      </w:pPr>
+      <w:r>
+        <w:rPr>
+          <w:sz w:val="20"/>
+          <w:szCs w:val="20"/>
+        </w:rPr>
+        <w:t xml:space="preserve">   </w:t>
+      </w:r>
+      <w:proofErr w:type="gramStart"/>
+      <w:r>
+        <w:rPr>
+          <w:sz w:val="20"/>
+          <w:szCs w:val="20"/>
+        </w:rPr>
+        <w:t>for(</w:t>
+      </w:r>
+      <w:proofErr w:type="gramEnd"/>
+      <w:r>
+        <w:rPr>
+          <w:sz w:val="20"/>
+          <w:szCs w:val="20"/>
+        </w:rPr>
+        <w:t xml:space="preserve">let x of </w:t>
+      </w:r>
+      <w:proofErr w:type="gramStart"/>
+      <w:r>
+        <w:rPr>
+          <w:sz w:val="20"/>
+          <w:szCs w:val="20"/>
+        </w:rPr>
+        <w:t>str){</w:t>
+      </w:r>
+      <w:proofErr w:type="gramEnd"/>
+    </w:p>
+    <w:p>
+      <w:pPr>
+        <w:rPr>
+          <w:sz w:val="20"/>
+          <w:szCs w:val="20"/>
+        </w:rPr>
+      </w:pPr>
+      <w:r>
+        <w:rPr>
+          <w:sz w:val="20"/>
+          <w:szCs w:val="20"/>
+        </w:rPr>
+        <w:t xml:space="preserve">       </w:t>
+      </w:r>
+      <w:proofErr w:type="spellStart"/>
+      <w:proofErr w:type="gramStart"/>
+      <w:r>
+        <w:rPr>
+          <w:sz w:val="20"/>
+          <w:szCs w:val="20"/>
+        </w:rPr>
+        <w:t>stack.push</w:t>
+      </w:r>
+      <w:proofErr w:type="spellEnd"/>
+      <w:proofErr w:type="gramEnd"/>
+      <w:r>
+        <w:rPr>
+          <w:sz w:val="20"/>
+          <w:szCs w:val="20"/>
+        </w:rPr>
+        <w:t>(x)</w:t>
+      </w:r>
+    </w:p>
+    <w:p>
+      <w:pPr>
+        <w:rPr>
+          <w:sz w:val="20"/>
+          <w:szCs w:val="20"/>
+        </w:rPr>
+      </w:pPr>
+      <w:r>
+        <w:rPr>
+          <w:sz w:val="20"/>
+          <w:szCs w:val="20"/>
+        </w:rPr>
+        <w:t xml:space="preserve">   }</w:t>
+      </w:r>
+    </w:p>
+    <w:p>
+      <w:pPr>
+        <w:rPr>
+          <w:sz w:val="20"/>
+          <w:szCs w:val="20"/>
+        </w:rPr>
+      </w:pPr>
+      <w:r>
+        <w:rPr>
+          <w:sz w:val="20"/>
+          <w:szCs w:val="20"/>
+        </w:rPr>
+        <w:t xml:space="preserve">   let reversed = "</w:t>
+      </w:r>
+      <w:proofErr w:type="gramStart"/>
+      <w:r>
+        <w:rPr>
+          <w:sz w:val="20"/>
+          <w:szCs w:val="20"/>
+        </w:rPr>
+        <w:t>";</w:t>
+      </w:r>
+      <w:proofErr w:type="gramEnd"/>
+    </w:p>
+    <w:p>
+      <w:pPr>
+        <w:rPr>
+          <w:sz w:val="20"/>
+          <w:szCs w:val="20"/>
+        </w:rPr>
+      </w:pPr>
+      <w:r>
+        <w:rPr>
+          <w:sz w:val="20"/>
+          <w:szCs w:val="20"/>
+        </w:rPr>
+        <w:t xml:space="preserve">   while(</w:t>
+      </w:r>
+      <w:proofErr w:type="spellStart"/>
+      <w:proofErr w:type="gramStart"/>
+      <w:r>
+        <w:rPr>
+          <w:sz w:val="20"/>
+          <w:szCs w:val="20"/>
+        </w:rPr>
+        <w:t>stack.length</w:t>
+      </w:r>
+      <w:proofErr w:type="spellEnd"/>
+      <w:proofErr w:type="gramEnd"/>
+      <w:r>
+        <w:rPr>
+          <w:sz w:val="20"/>
+          <w:szCs w:val="20"/>
+        </w:rPr>
+        <w:t>&gt;</w:t>
+      </w:r>
+      <w:proofErr w:type="gramStart"/>
+      <w:r>
+        <w:rPr>
+          <w:sz w:val="20"/>
+          <w:szCs w:val="20"/>
+        </w:rPr>
+        <w:t>0){</w:t>
+      </w:r>
+      <w:proofErr w:type="gramEnd"/>
+    </w:p>
+    <w:p>
+      <w:pPr>
+        <w:rPr>
+          <w:sz w:val="20"/>
+          <w:szCs w:val="20"/>
+        </w:rPr>
+      </w:pPr>
+      <w:r>
+        <w:rPr>
+          <w:sz w:val="20"/>
+          <w:szCs w:val="20"/>
+        </w:rPr>
+        <w:t xml:space="preserve">        reversed+=</w:t>
+      </w:r>
+      <w:proofErr w:type="spellStart"/>
+      <w:proofErr w:type="gramStart"/>
+      <w:r>
+        <w:rPr>
+          <w:sz w:val="20"/>
+          <w:szCs w:val="20"/>
+        </w:rPr>
+        <w:t>stack.pop</w:t>
+      </w:r>
+      <w:proofErr w:type="spellEnd"/>
+      <w:r>
+        <w:rPr>
+          <w:sz w:val="20"/>
+          <w:szCs w:val="20"/>
+        </w:rPr>
+        <w:t>(</w:t>
+      </w:r>
+      <w:proofErr w:type="gramEnd"/>
+      <w:r>
+        <w:rPr>
+          <w:sz w:val="20"/>
+          <w:szCs w:val="20"/>
+        </w:rPr>
+        <w:t>)</w:t>
+      </w:r>
+    </w:p>
+    <w:p>
+      <w:pPr>
+        <w:rPr>
+          <w:sz w:val="20"/>
+          <w:szCs w:val="20"/>
+        </w:rPr>
+      </w:pPr>
+      <w:r>
+        <w:rPr>
+          <w:sz w:val="20"/>
+          <w:szCs w:val="20"/>
+        </w:rPr>
+        <w:t xml:space="preserve">   }</w:t>
+      </w:r>
+    </w:p>
+    <w:p>
+      <w:pPr>
+        <w:rPr>
+          <w:sz w:val="20"/>
+          <w:szCs w:val="20"/>
+        </w:rPr>
+      </w:pPr>
+      <w:r>
+        <w:rPr>
+          <w:sz w:val="20"/>
+          <w:szCs w:val="20"/>
+        </w:rPr>
+        <w:t xml:space="preserve">   return reversed</w:t>
+      </w:r>
+    </w:p>
+    <w:p>
+      <w:pPr>
+        <w:rPr>
+          <w:sz w:val="20"/>
+          <w:szCs w:val="20"/>
+        </w:rPr>
+      </w:pPr>
+      <w:r>
+        <w:rPr>
+          <w:sz w:val="20"/>
+          <w:szCs w:val="20"/>
+        </w:rPr>
+        <w:t>}</w:t>
+      </w:r>
+    </w:p>
+    <w:p>
+      <w:pPr>
+        <w:rPr>
+          <w:sz w:val="20"/>
+          <w:szCs w:val="20"/>
+        </w:rPr>
+      </w:pPr>
+    </w:p>
+    <w:p>
+      <w:pPr>
+        <w:rPr>
+          <w:sz w:val="20"/>
+          <w:szCs w:val="20"/>
+        </w:rPr>
+      </w:pPr>
+      <w:r>
+        <w:rPr>
+          <w:sz w:val="20"/>
+          <w:szCs w:val="20"/>
+        </w:rPr>
+        <w:t>console.log(reverse("hello"))</w:t>
       </w:r>
     </w:p>
     <w:p>
@@ -1254,6 +1611,7 @@
           <w:sz w:val="20"/>
           <w:szCs w:val="20"/>
         </w:rPr>
+        <w:lastRenderedPageBreak/>
         <w:t xml:space="preserve">      }</w:t>
       </w:r>
     </w:p>
@@ -1487,7 +1845,6 @@
           <w:sz w:val="20"/>
           <w:szCs w:val="20"/>
         </w:rPr>
-        <w:lastRenderedPageBreak/>
         <w:t xml:space="preserve">   return false</w:t>
       </w:r>
     </w:p>
@@ -1709,6 +2066,7 @@
           <w:sz w:val="20"/>
           <w:szCs w:val="20"/>
         </w:rPr>
+        <w:lastRenderedPageBreak/>
         <w:t xml:space="preserve">    </w:t>
       </w:r>
     </w:p>
@@ -1928,7 +2286,6 @@
           <w:sz w:val="20"/>
           <w:szCs w:val="20"/>
         </w:rPr>
-        <w:lastRenderedPageBreak/>
         <w:t xml:space="preserve">    for(let ch of str){</w:t>
       </w:r>
     </w:p>
@@ -2139,6 +2496,7 @@
           <w:sz w:val="20"/>
           <w:szCs w:val="20"/>
         </w:rPr>
+        <w:lastRenderedPageBreak/>
         <w:t>Essential for anagrams, counting problems</w:t>
       </w:r>
     </w:p>
@@ -2390,7 +2748,6 @@
           <w:sz w:val="20"/>
           <w:szCs w:val="20"/>
         </w:rPr>
-        <w:lastRenderedPageBreak/>
         <w:pict w14:anchorId="563F7097">
           <v:rect id="_x0000_i1031" style="width:0;height:1.5pt" o:hralign="center" o:hrstd="t" o:hr="t" fillcolor="#a0a0a0" stroked="f"/>
         </w:pict>
@@ -2619,6 +2976,7 @@
           <w:sz w:val="20"/>
           <w:szCs w:val="20"/>
         </w:rPr>
+        <w:lastRenderedPageBreak/>
         <w:t xml:space="preserve">       if(map.get(ch)===1){</w:t>
       </w:r>
     </w:p>
@@ -2840,23 +3198,7 @@
           <w:sz w:val="20"/>
           <w:szCs w:val="20"/>
         </w:rPr>
-        <w:t xml:space="preserve">function </w:t>
-      </w:r>
-      <w:proofErr w:type="spellStart"/>
-      <w:r>
-        <w:rPr>
-          <w:sz w:val="20"/>
-          <w:szCs w:val="20"/>
-        </w:rPr>
-        <w:t>mostFreq</w:t>
-      </w:r>
-      <w:proofErr w:type="spellEnd"/>
-      <w:r>
-        <w:rPr>
-          <w:sz w:val="20"/>
-          <w:szCs w:val="20"/>
-        </w:rPr>
-        <w:t>(str){</w:t>
+        <w:t>function mostFreq(str){</w:t>
       </w:r>
     </w:p>
     <w:p>
@@ -2886,7 +3228,6 @@
           <w:sz w:val="20"/>
           <w:szCs w:val="20"/>
         </w:rPr>
-        <w:lastRenderedPageBreak/>
         <w:t xml:space="preserve">    let counter=0</w:t>
       </w:r>
     </w:p>
@@ -2917,221 +3258,68 @@
           <w:sz w:val="20"/>
           <w:szCs w:val="20"/>
         </w:rPr>
-        <w:t xml:space="preserve">    for(let </w:t>
-      </w:r>
-      <w:proofErr w:type="spellStart"/>
-      <w:r>
-        <w:rPr>
-          <w:sz w:val="20"/>
-          <w:szCs w:val="20"/>
-        </w:rPr>
-        <w:t>ch</w:t>
-      </w:r>
-      <w:proofErr w:type="spellEnd"/>
-      <w:r>
-        <w:rPr>
-          <w:sz w:val="20"/>
-          <w:szCs w:val="20"/>
-        </w:rPr>
-        <w:t xml:space="preserve"> of str){</w:t>
-      </w:r>
-    </w:p>
-    <w:p>
-      <w:pPr>
-        <w:rPr>
-          <w:sz w:val="20"/>
-          <w:szCs w:val="20"/>
-        </w:rPr>
-      </w:pPr>
-      <w:r>
-        <w:rPr>
-          <w:sz w:val="20"/>
-          <w:szCs w:val="20"/>
-        </w:rPr>
-        <w:t xml:space="preserve">        </w:t>
-      </w:r>
-      <w:proofErr w:type="spellStart"/>
-      <w:r>
-        <w:rPr>
-          <w:sz w:val="20"/>
-          <w:szCs w:val="20"/>
-        </w:rPr>
-        <w:t>map.set</w:t>
-      </w:r>
-      <w:proofErr w:type="spellEnd"/>
-      <w:r>
-        <w:rPr>
-          <w:sz w:val="20"/>
-          <w:szCs w:val="20"/>
-        </w:rPr>
-        <w:t>(</w:t>
-      </w:r>
-      <w:proofErr w:type="spellStart"/>
-      <w:r>
-        <w:rPr>
-          <w:sz w:val="20"/>
-          <w:szCs w:val="20"/>
-        </w:rPr>
-        <w:t>ch</w:t>
-      </w:r>
-      <w:proofErr w:type="spellEnd"/>
-      <w:r>
-        <w:rPr>
-          <w:sz w:val="20"/>
-          <w:szCs w:val="20"/>
-        </w:rPr>
-        <w:t>,(</w:t>
-      </w:r>
-      <w:proofErr w:type="spellStart"/>
-      <w:r>
-        <w:rPr>
-          <w:sz w:val="20"/>
-          <w:szCs w:val="20"/>
-        </w:rPr>
-        <w:t>map.get</w:t>
-      </w:r>
-      <w:proofErr w:type="spellEnd"/>
-      <w:r>
-        <w:rPr>
-          <w:sz w:val="20"/>
-          <w:szCs w:val="20"/>
-        </w:rPr>
-        <w:t>(</w:t>
-      </w:r>
-      <w:proofErr w:type="spellStart"/>
-      <w:r>
-        <w:rPr>
-          <w:sz w:val="20"/>
-          <w:szCs w:val="20"/>
-        </w:rPr>
-        <w:t>ch</w:t>
-      </w:r>
-      <w:proofErr w:type="spellEnd"/>
-      <w:r>
-        <w:rPr>
-          <w:sz w:val="20"/>
-          <w:szCs w:val="20"/>
-        </w:rPr>
-        <w:t>)||0)+1)</w:t>
-      </w:r>
-    </w:p>
-    <w:p>
-      <w:pPr>
-        <w:rPr>
-          <w:sz w:val="20"/>
-          <w:szCs w:val="20"/>
-        </w:rPr>
-      </w:pPr>
-      <w:r>
-        <w:rPr>
-          <w:sz w:val="20"/>
-          <w:szCs w:val="20"/>
-        </w:rPr>
-        <w:t xml:space="preserve">         if(</w:t>
-      </w:r>
-      <w:proofErr w:type="spellStart"/>
-      <w:r>
-        <w:rPr>
-          <w:sz w:val="20"/>
-          <w:szCs w:val="20"/>
-        </w:rPr>
-        <w:t>map.get</w:t>
-      </w:r>
-      <w:proofErr w:type="spellEnd"/>
-      <w:r>
-        <w:rPr>
-          <w:sz w:val="20"/>
-          <w:szCs w:val="20"/>
-        </w:rPr>
-        <w:t>(</w:t>
-      </w:r>
-      <w:proofErr w:type="spellStart"/>
-      <w:r>
-        <w:rPr>
-          <w:sz w:val="20"/>
-          <w:szCs w:val="20"/>
-        </w:rPr>
-        <w:t>ch</w:t>
-      </w:r>
-      <w:proofErr w:type="spellEnd"/>
-      <w:r>
-        <w:rPr>
-          <w:sz w:val="20"/>
-          <w:szCs w:val="20"/>
-        </w:rPr>
-        <w:t>)&gt;counter){</w:t>
-      </w:r>
-    </w:p>
-    <w:p>
-      <w:pPr>
-        <w:rPr>
-          <w:sz w:val="20"/>
-          <w:szCs w:val="20"/>
-        </w:rPr>
-      </w:pPr>
-      <w:r>
-        <w:rPr>
-          <w:sz w:val="20"/>
-          <w:szCs w:val="20"/>
-        </w:rPr>
-        <w:t xml:space="preserve">             counter=</w:t>
-      </w:r>
-      <w:proofErr w:type="spellStart"/>
-      <w:r>
-        <w:rPr>
-          <w:sz w:val="20"/>
-          <w:szCs w:val="20"/>
-        </w:rPr>
-        <w:t>map.get</w:t>
-      </w:r>
-      <w:proofErr w:type="spellEnd"/>
-      <w:r>
-        <w:rPr>
-          <w:sz w:val="20"/>
-          <w:szCs w:val="20"/>
-        </w:rPr>
-        <w:t>(</w:t>
-      </w:r>
-      <w:proofErr w:type="spellStart"/>
-      <w:r>
-        <w:rPr>
-          <w:sz w:val="20"/>
-          <w:szCs w:val="20"/>
-        </w:rPr>
-        <w:t>ch</w:t>
-      </w:r>
-      <w:proofErr w:type="spellEnd"/>
-      <w:r>
-        <w:rPr>
-          <w:sz w:val="20"/>
-          <w:szCs w:val="20"/>
-        </w:rPr>
-        <w:t>);</w:t>
-      </w:r>
-    </w:p>
-    <w:p>
-      <w:pPr>
-        <w:rPr>
-          <w:sz w:val="20"/>
-          <w:szCs w:val="20"/>
-        </w:rPr>
-      </w:pPr>
-      <w:r>
-        <w:rPr>
-          <w:sz w:val="20"/>
-          <w:szCs w:val="20"/>
-        </w:rPr>
-        <w:t xml:space="preserve">             key=</w:t>
-      </w:r>
-      <w:proofErr w:type="spellStart"/>
-      <w:r>
-        <w:rPr>
-          <w:sz w:val="20"/>
-          <w:szCs w:val="20"/>
-        </w:rPr>
-        <w:t>ch</w:t>
-      </w:r>
-      <w:proofErr w:type="spellEnd"/>
+        <w:t xml:space="preserve">    for(let ch of str){</w:t>
+      </w:r>
+    </w:p>
+    <w:p>
+      <w:pPr>
+        <w:rPr>
+          <w:sz w:val="20"/>
+          <w:szCs w:val="20"/>
+        </w:rPr>
+      </w:pPr>
+      <w:r>
+        <w:rPr>
+          <w:sz w:val="20"/>
+          <w:szCs w:val="20"/>
+        </w:rPr>
+        <w:t xml:space="preserve">        map.set(ch,(map.get(ch)||0)+1)</w:t>
+      </w:r>
+    </w:p>
+    <w:p>
+      <w:pPr>
+        <w:rPr>
+          <w:sz w:val="20"/>
+          <w:szCs w:val="20"/>
+        </w:rPr>
+      </w:pPr>
+      <w:r>
+        <w:rPr>
+          <w:sz w:val="20"/>
+          <w:szCs w:val="20"/>
+        </w:rPr>
+        <w:t xml:space="preserve">         if(map.get(ch)&gt;counter){</w:t>
+      </w:r>
+    </w:p>
+    <w:p>
+      <w:pPr>
+        <w:rPr>
+          <w:sz w:val="20"/>
+          <w:szCs w:val="20"/>
+        </w:rPr>
+      </w:pPr>
+      <w:r>
+        <w:rPr>
+          <w:sz w:val="20"/>
+          <w:szCs w:val="20"/>
+        </w:rPr>
+        <w:t xml:space="preserve">             counter=map.get(ch);</w:t>
+      </w:r>
+    </w:p>
+    <w:p>
+      <w:pPr>
+        <w:rPr>
+          <w:sz w:val="20"/>
+          <w:szCs w:val="20"/>
+        </w:rPr>
+      </w:pPr>
+      <w:r>
+        <w:rPr>
+          <w:sz w:val="20"/>
+          <w:szCs w:val="20"/>
+        </w:rPr>
+        <w:t xml:space="preserve">             key=ch</w:t>
+      </w:r>
     </w:p>
     <w:p>
       <w:pPr>
@@ -3213,102 +3401,45 @@
           <w:sz w:val="20"/>
           <w:szCs w:val="20"/>
         </w:rPr>
-        <w:t>console.log(</w:t>
-      </w:r>
-      <w:proofErr w:type="spellStart"/>
-      <w:r>
-        <w:rPr>
-          <w:sz w:val="20"/>
-          <w:szCs w:val="20"/>
-        </w:rPr>
-        <w:t>mostFreq</w:t>
-      </w:r>
-      <w:proofErr w:type="spellEnd"/>
-      <w:r>
-        <w:rPr>
-          <w:sz w:val="20"/>
-          <w:szCs w:val="20"/>
-        </w:rPr>
-        <w:t>("</w:t>
-      </w:r>
-      <w:proofErr w:type="spellStart"/>
-      <w:r>
-        <w:rPr>
-          <w:sz w:val="20"/>
-          <w:szCs w:val="20"/>
-        </w:rPr>
-        <w:t>mississippi</w:t>
-      </w:r>
-      <w:proofErr w:type="spellEnd"/>
-      <w:r>
-        <w:rPr>
-          <w:sz w:val="20"/>
-          <w:szCs w:val="20"/>
-        </w:rPr>
-        <w:t>"))</w:t>
-      </w:r>
-    </w:p>
-    <w:p>
-      <w:pPr>
-        <w:rPr>
-          <w:sz w:val="20"/>
-          <w:szCs w:val="20"/>
-        </w:rPr>
-      </w:pPr>
-    </w:p>
-    <w:p>
-      <w:pPr>
-        <w:rPr>
-          <w:sz w:val="20"/>
-          <w:szCs w:val="20"/>
-        </w:rPr>
-      </w:pPr>
-      <w:r>
-        <w:rPr>
-          <w:sz w:val="20"/>
-          <w:szCs w:val="20"/>
-        </w:rPr>
-        <w:t>For op=</w:t>
-      </w:r>
-      <w:proofErr w:type="spellStart"/>
-      <w:r>
-        <w:rPr>
-          <w:sz w:val="20"/>
-          <w:szCs w:val="20"/>
-        </w:rPr>
-        <w:t>i</w:t>
-      </w:r>
-      <w:proofErr w:type="spellEnd"/>
-    </w:p>
-    <w:p>
-      <w:pPr>
-        <w:rPr>
-          <w:sz w:val="20"/>
-          <w:szCs w:val="20"/>
-        </w:rPr>
-      </w:pPr>
-      <w:r>
-        <w:rPr>
-          <w:sz w:val="20"/>
-          <w:szCs w:val="20"/>
-        </w:rPr>
-        <w:t xml:space="preserve">function </w:t>
-      </w:r>
-      <w:proofErr w:type="spellStart"/>
-      <w:r>
-        <w:rPr>
-          <w:sz w:val="20"/>
-          <w:szCs w:val="20"/>
-        </w:rPr>
-        <w:t>mostFreq</w:t>
-      </w:r>
-      <w:proofErr w:type="spellEnd"/>
-      <w:r>
-        <w:rPr>
-          <w:sz w:val="20"/>
-          <w:szCs w:val="20"/>
-        </w:rPr>
-        <w:t>(str){</w:t>
+        <w:t>console.log(mostFreq("mississippi"))</w:t>
+      </w:r>
+    </w:p>
+    <w:p>
+      <w:pPr>
+        <w:rPr>
+          <w:sz w:val="20"/>
+          <w:szCs w:val="20"/>
+        </w:rPr>
+      </w:pPr>
+    </w:p>
+    <w:p>
+      <w:pPr>
+        <w:rPr>
+          <w:sz w:val="20"/>
+          <w:szCs w:val="20"/>
+        </w:rPr>
+      </w:pPr>
+      <w:r>
+        <w:rPr>
+          <w:sz w:val="20"/>
+          <w:szCs w:val="20"/>
+        </w:rPr>
+        <w:t>For op=i</w:t>
+      </w:r>
+    </w:p>
+    <w:p>
+      <w:pPr>
+        <w:rPr>
+          <w:sz w:val="20"/>
+          <w:szCs w:val="20"/>
+        </w:rPr>
+      </w:pPr>
+      <w:r>
+        <w:rPr>
+          <w:sz w:val="20"/>
+          <w:szCs w:val="20"/>
+        </w:rPr>
+        <w:t>function mostFreq(str){</w:t>
       </w:r>
     </w:p>
     <w:p>
@@ -3383,39 +3514,7 @@
           <w:sz w:val="20"/>
           <w:szCs w:val="20"/>
         </w:rPr>
-        <w:t xml:space="preserve">        </w:t>
-      </w:r>
-      <w:proofErr w:type="spellStart"/>
-      <w:r>
-        <w:rPr>
-          <w:sz w:val="20"/>
-          <w:szCs w:val="20"/>
-        </w:rPr>
-        <w:t>map.set</w:t>
-      </w:r>
-      <w:proofErr w:type="spellEnd"/>
-      <w:r>
-        <w:rPr>
-          <w:sz w:val="20"/>
-          <w:szCs w:val="20"/>
-        </w:rPr>
-        <w:t>(x,(</w:t>
-      </w:r>
-      <w:proofErr w:type="spellStart"/>
-      <w:r>
-        <w:rPr>
-          <w:sz w:val="20"/>
-          <w:szCs w:val="20"/>
-        </w:rPr>
-        <w:t>map.get</w:t>
-      </w:r>
-      <w:proofErr w:type="spellEnd"/>
-      <w:r>
-        <w:rPr>
-          <w:sz w:val="20"/>
-          <w:szCs w:val="20"/>
-        </w:rPr>
-        <w:t>(x)||0)+1)</w:t>
+        <w:t xml:space="preserve">        map.set(x,(map.get(x)||0)+1)</w:t>
       </w:r>
     </w:p>
     <w:p>
@@ -3460,142 +3559,53 @@
           <w:sz w:val="20"/>
           <w:szCs w:val="20"/>
         </w:rPr>
-        <w:t xml:space="preserve">     for(let </w:t>
-      </w:r>
-      <w:proofErr w:type="spellStart"/>
-      <w:r>
-        <w:rPr>
-          <w:sz w:val="20"/>
-          <w:szCs w:val="20"/>
-        </w:rPr>
-        <w:t>ch</w:t>
-      </w:r>
-      <w:proofErr w:type="spellEnd"/>
-      <w:r>
-        <w:rPr>
-          <w:sz w:val="20"/>
-          <w:szCs w:val="20"/>
-        </w:rPr>
-        <w:t xml:space="preserve"> of str){</w:t>
-      </w:r>
-    </w:p>
-    <w:p>
-      <w:pPr>
-        <w:rPr>
-          <w:sz w:val="20"/>
-          <w:szCs w:val="20"/>
-        </w:rPr>
-      </w:pPr>
-      <w:r>
-        <w:rPr>
-          <w:sz w:val="20"/>
-          <w:szCs w:val="20"/>
-        </w:rPr>
-        <w:t xml:space="preserve">         if(</w:t>
-      </w:r>
-      <w:proofErr w:type="spellStart"/>
-      <w:r>
-        <w:rPr>
-          <w:sz w:val="20"/>
-          <w:szCs w:val="20"/>
-        </w:rPr>
-        <w:t>map.get</w:t>
-      </w:r>
-      <w:proofErr w:type="spellEnd"/>
-      <w:r>
-        <w:rPr>
-          <w:sz w:val="20"/>
-          <w:szCs w:val="20"/>
-        </w:rPr>
-        <w:t>(</w:t>
-      </w:r>
-      <w:proofErr w:type="spellStart"/>
-      <w:r>
-        <w:rPr>
-          <w:sz w:val="20"/>
-          <w:szCs w:val="20"/>
-        </w:rPr>
-        <w:t>ch</w:t>
-      </w:r>
-      <w:proofErr w:type="spellEnd"/>
-      <w:r>
-        <w:rPr>
-          <w:sz w:val="20"/>
-          <w:szCs w:val="20"/>
-        </w:rPr>
-        <w:t>)&gt;counter){</w:t>
-      </w:r>
-    </w:p>
-    <w:p>
-      <w:pPr>
-        <w:rPr>
-          <w:sz w:val="20"/>
-          <w:szCs w:val="20"/>
-        </w:rPr>
-      </w:pPr>
-      <w:r>
-        <w:rPr>
-          <w:sz w:val="20"/>
-          <w:szCs w:val="20"/>
-        </w:rPr>
-        <w:t xml:space="preserve">             counter=</w:t>
-      </w:r>
-      <w:proofErr w:type="spellStart"/>
-      <w:r>
-        <w:rPr>
-          <w:sz w:val="20"/>
-          <w:szCs w:val="20"/>
-        </w:rPr>
-        <w:t>map.get</w:t>
-      </w:r>
-      <w:proofErr w:type="spellEnd"/>
-      <w:r>
-        <w:rPr>
-          <w:sz w:val="20"/>
-          <w:szCs w:val="20"/>
-        </w:rPr>
-        <w:t>(</w:t>
-      </w:r>
-      <w:proofErr w:type="spellStart"/>
-      <w:r>
-        <w:rPr>
-          <w:sz w:val="20"/>
-          <w:szCs w:val="20"/>
-        </w:rPr>
-        <w:t>ch</w:t>
-      </w:r>
-      <w:proofErr w:type="spellEnd"/>
-      <w:r>
-        <w:rPr>
-          <w:sz w:val="20"/>
-          <w:szCs w:val="20"/>
-        </w:rPr>
-        <w:t>);</w:t>
-      </w:r>
-    </w:p>
-    <w:p>
-      <w:pPr>
-        <w:rPr>
-          <w:sz w:val="20"/>
-          <w:szCs w:val="20"/>
-        </w:rPr>
-      </w:pPr>
-      <w:r>
-        <w:rPr>
-          <w:sz w:val="20"/>
-          <w:szCs w:val="20"/>
-        </w:rPr>
-        <w:t xml:space="preserve">             key=</w:t>
-      </w:r>
-      <w:proofErr w:type="spellStart"/>
-      <w:r>
-        <w:rPr>
-          <w:sz w:val="20"/>
-          <w:szCs w:val="20"/>
-        </w:rPr>
-        <w:t>ch</w:t>
-      </w:r>
-      <w:proofErr w:type="spellEnd"/>
+        <w:t xml:space="preserve">     for(let ch of str){</w:t>
+      </w:r>
+    </w:p>
+    <w:p>
+      <w:pPr>
+        <w:rPr>
+          <w:sz w:val="20"/>
+          <w:szCs w:val="20"/>
+        </w:rPr>
+      </w:pPr>
+      <w:r>
+        <w:rPr>
+          <w:sz w:val="20"/>
+          <w:szCs w:val="20"/>
+        </w:rPr>
+        <w:t xml:space="preserve">         if(map.get(ch)&gt;counter){</w:t>
+      </w:r>
+    </w:p>
+    <w:p>
+      <w:pPr>
+        <w:rPr>
+          <w:sz w:val="20"/>
+          <w:szCs w:val="20"/>
+        </w:rPr>
+      </w:pPr>
+      <w:r>
+        <w:rPr>
+          <w:sz w:val="20"/>
+          <w:szCs w:val="20"/>
+        </w:rPr>
+        <w:t xml:space="preserve">             counter=map.get(ch);</w:t>
+      </w:r>
+    </w:p>
+    <w:p>
+      <w:pPr>
+        <w:rPr>
+          <w:sz w:val="20"/>
+          <w:szCs w:val="20"/>
+        </w:rPr>
+      </w:pPr>
+      <w:r>
+        <w:rPr>
+          <w:sz w:val="20"/>
+          <w:szCs w:val="20"/>
+        </w:rPr>
+        <w:t xml:space="preserve">             key=ch</w:t>
+      </w:r>
     </w:p>
     <w:p>
       <w:pPr>
@@ -3639,7 +3649,6 @@
           <w:sz w:val="20"/>
           <w:szCs w:val="20"/>
         </w:rPr>
-        <w:lastRenderedPageBreak/>
         <w:t xml:space="preserve">     </w:t>
       </w:r>
     </w:p>
@@ -3693,39 +3702,7 @@
           <w:sz w:val="20"/>
           <w:szCs w:val="20"/>
         </w:rPr>
-        <w:t>console.log(</w:t>
-      </w:r>
-      <w:proofErr w:type="spellStart"/>
-      <w:r>
-        <w:rPr>
-          <w:sz w:val="20"/>
-          <w:szCs w:val="20"/>
-        </w:rPr>
-        <w:t>mostFreq</w:t>
-      </w:r>
-      <w:proofErr w:type="spellEnd"/>
-      <w:r>
-        <w:rPr>
-          <w:sz w:val="20"/>
-          <w:szCs w:val="20"/>
-        </w:rPr>
-        <w:t>("</w:t>
-      </w:r>
-      <w:proofErr w:type="spellStart"/>
-      <w:r>
-        <w:rPr>
-          <w:sz w:val="20"/>
-          <w:szCs w:val="20"/>
-        </w:rPr>
-        <w:t>mississippi</w:t>
-      </w:r>
-      <w:proofErr w:type="spellEnd"/>
-      <w:r>
-        <w:rPr>
-          <w:sz w:val="20"/>
-          <w:szCs w:val="20"/>
-        </w:rPr>
-        <w:t>"))</w:t>
+        <w:t>console.log(mostFreq("mississippi"))</w:t>
       </w:r>
     </w:p>
     <w:p>
@@ -3856,23 +3833,7 @@
           <w:sz w:val="20"/>
           <w:szCs w:val="20"/>
         </w:rPr>
-        <w:t xml:space="preserve">function </w:t>
-      </w:r>
-      <w:proofErr w:type="spellStart"/>
-      <w:r>
-        <w:rPr>
-          <w:sz w:val="20"/>
-          <w:szCs w:val="20"/>
-        </w:rPr>
-        <w:t>uniqueChar</w:t>
-      </w:r>
-      <w:proofErr w:type="spellEnd"/>
-      <w:r>
-        <w:rPr>
-          <w:sz w:val="20"/>
-          <w:szCs w:val="20"/>
-        </w:rPr>
-        <w:t>(str){</w:t>
+        <w:t>function uniqueChar(str){</w:t>
       </w:r>
     </w:p>
     <w:p>
@@ -3902,70 +3863,23 @@
           <w:sz w:val="20"/>
           <w:szCs w:val="20"/>
         </w:rPr>
-        <w:t xml:space="preserve">    for(let </w:t>
-      </w:r>
-      <w:proofErr w:type="spellStart"/>
-      <w:r>
-        <w:rPr>
-          <w:sz w:val="20"/>
-          <w:szCs w:val="20"/>
-        </w:rPr>
-        <w:t>ch</w:t>
-      </w:r>
-      <w:proofErr w:type="spellEnd"/>
-      <w:r>
-        <w:rPr>
-          <w:sz w:val="20"/>
-          <w:szCs w:val="20"/>
-        </w:rPr>
-        <w:t xml:space="preserve"> of str){</w:t>
-      </w:r>
-    </w:p>
-    <w:p>
-      <w:pPr>
-        <w:rPr>
-          <w:sz w:val="20"/>
-          <w:szCs w:val="20"/>
-        </w:rPr>
-      </w:pPr>
-      <w:r>
-        <w:rPr>
-          <w:sz w:val="20"/>
-          <w:szCs w:val="20"/>
-        </w:rPr>
-        <w:t xml:space="preserve">        if(</w:t>
-      </w:r>
-      <w:proofErr w:type="spellStart"/>
-      <w:r>
-        <w:rPr>
-          <w:sz w:val="20"/>
-          <w:szCs w:val="20"/>
-        </w:rPr>
-        <w:t>seen.has</w:t>
-      </w:r>
-      <w:proofErr w:type="spellEnd"/>
-      <w:r>
-        <w:rPr>
-          <w:sz w:val="20"/>
-          <w:szCs w:val="20"/>
-        </w:rPr>
-        <w:t>(</w:t>
-      </w:r>
-      <w:proofErr w:type="spellStart"/>
-      <w:r>
-        <w:rPr>
-          <w:sz w:val="20"/>
-          <w:szCs w:val="20"/>
-        </w:rPr>
-        <w:t>ch</w:t>
-      </w:r>
-      <w:proofErr w:type="spellEnd"/>
-      <w:r>
-        <w:rPr>
-          <w:sz w:val="20"/>
-          <w:szCs w:val="20"/>
-        </w:rPr>
-        <w:t>)){</w:t>
+        <w:lastRenderedPageBreak/>
+        <w:t xml:space="preserve">    for(let ch of str){</w:t>
+      </w:r>
+    </w:p>
+    <w:p>
+      <w:pPr>
+        <w:rPr>
+          <w:sz w:val="20"/>
+          <w:szCs w:val="20"/>
+        </w:rPr>
+      </w:pPr>
+      <w:r>
+        <w:rPr>
+          <w:sz w:val="20"/>
+          <w:szCs w:val="20"/>
+        </w:rPr>
+        <w:t xml:space="preserve">        if(seen.has(ch)){</w:t>
       </w:r>
     </w:p>
     <w:p>
@@ -4010,39 +3924,7 @@
           <w:sz w:val="20"/>
           <w:szCs w:val="20"/>
         </w:rPr>
-        <w:t xml:space="preserve">        </w:t>
-      </w:r>
-      <w:proofErr w:type="spellStart"/>
-      <w:r>
-        <w:rPr>
-          <w:sz w:val="20"/>
-          <w:szCs w:val="20"/>
-        </w:rPr>
-        <w:t>seen.add</w:t>
-      </w:r>
-      <w:proofErr w:type="spellEnd"/>
-      <w:r>
-        <w:rPr>
-          <w:sz w:val="20"/>
-          <w:szCs w:val="20"/>
-        </w:rPr>
-        <w:t>(</w:t>
-      </w:r>
-      <w:proofErr w:type="spellStart"/>
-      <w:r>
-        <w:rPr>
-          <w:sz w:val="20"/>
-          <w:szCs w:val="20"/>
-        </w:rPr>
-        <w:t>ch</w:t>
-      </w:r>
-      <w:proofErr w:type="spellEnd"/>
-      <w:r>
-        <w:rPr>
-          <w:sz w:val="20"/>
-          <w:szCs w:val="20"/>
-        </w:rPr>
-        <w:t>)</w:t>
+        <w:t xml:space="preserve">        seen.add(ch)</w:t>
       </w:r>
     </w:p>
     <w:p>
@@ -4110,39 +3992,7 @@
           <w:sz w:val="20"/>
           <w:szCs w:val="20"/>
         </w:rPr>
-        <w:t>console.log(</w:t>
-      </w:r>
-      <w:proofErr w:type="spellStart"/>
-      <w:r>
-        <w:rPr>
-          <w:sz w:val="20"/>
-          <w:szCs w:val="20"/>
-        </w:rPr>
-        <w:t>uniqueChar</w:t>
-      </w:r>
-      <w:proofErr w:type="spellEnd"/>
-      <w:r>
-        <w:rPr>
-          <w:sz w:val="20"/>
-          <w:szCs w:val="20"/>
-        </w:rPr>
-        <w:t>("</w:t>
-      </w:r>
-      <w:proofErr w:type="spellStart"/>
-      <w:r>
-        <w:rPr>
-          <w:sz w:val="20"/>
-          <w:szCs w:val="20"/>
-        </w:rPr>
-        <w:t>abcde</w:t>
-      </w:r>
-      <w:proofErr w:type="spellEnd"/>
-      <w:r>
-        <w:rPr>
-          <w:sz w:val="20"/>
-          <w:szCs w:val="20"/>
-        </w:rPr>
-        <w:t>"))</w:t>
+        <w:t>console.log(uniqueChar("abcde"))</w:t>
       </w:r>
     </w:p>
     <w:p>
@@ -4273,99 +4123,196 @@
           <w:sz w:val="20"/>
           <w:szCs w:val="20"/>
         </w:rPr>
+        <w:t>function uniqueChar(str1,str2){</w:t>
+      </w:r>
+    </w:p>
+    <w:p>
+      <w:pPr>
+        <w:rPr>
+          <w:sz w:val="20"/>
+          <w:szCs w:val="20"/>
+        </w:rPr>
+      </w:pPr>
+      <w:r>
+        <w:rPr>
+          <w:sz w:val="20"/>
+          <w:szCs w:val="20"/>
+        </w:rPr>
+        <w:t xml:space="preserve">    </w:t>
+      </w:r>
+    </w:p>
+    <w:p>
+      <w:pPr>
+        <w:rPr>
+          <w:sz w:val="20"/>
+          <w:szCs w:val="20"/>
+        </w:rPr>
+      </w:pPr>
+      <w:r>
+        <w:rPr>
+          <w:sz w:val="20"/>
+          <w:szCs w:val="20"/>
+        </w:rPr>
+        <w:t>if (str1.length !== str2.length) return false;</w:t>
+      </w:r>
+    </w:p>
+    <w:p>
+      <w:pPr>
+        <w:rPr>
+          <w:sz w:val="20"/>
+          <w:szCs w:val="20"/>
+        </w:rPr>
+      </w:pPr>
+      <w:r>
+        <w:rPr>
+          <w:sz w:val="20"/>
+          <w:szCs w:val="20"/>
+        </w:rPr>
+        <w:t xml:space="preserve">    </w:t>
+      </w:r>
+    </w:p>
+    <w:p>
+      <w:pPr>
+        <w:rPr>
+          <w:sz w:val="20"/>
+          <w:szCs w:val="20"/>
+        </w:rPr>
+      </w:pPr>
+      <w:r>
+        <w:rPr>
+          <w:sz w:val="20"/>
+          <w:szCs w:val="20"/>
+        </w:rPr>
+        <w:t xml:space="preserve">   let map1 = new Map()</w:t>
+      </w:r>
+    </w:p>
+    <w:p>
+      <w:pPr>
+        <w:rPr>
+          <w:sz w:val="20"/>
+          <w:szCs w:val="20"/>
+        </w:rPr>
+      </w:pPr>
+      <w:r>
+        <w:rPr>
+          <w:sz w:val="20"/>
+          <w:szCs w:val="20"/>
+        </w:rPr>
+        <w:t xml:space="preserve">   let map2 = new Map()</w:t>
+      </w:r>
+    </w:p>
+    <w:p>
+      <w:pPr>
+        <w:rPr>
+          <w:sz w:val="20"/>
+          <w:szCs w:val="20"/>
+        </w:rPr>
+      </w:pPr>
+      <w:r>
+        <w:rPr>
+          <w:sz w:val="20"/>
+          <w:szCs w:val="20"/>
+        </w:rPr>
+        <w:t xml:space="preserve">   </w:t>
+      </w:r>
+    </w:p>
+    <w:p>
+      <w:pPr>
+        <w:rPr>
+          <w:sz w:val="20"/>
+          <w:szCs w:val="20"/>
+        </w:rPr>
+      </w:pPr>
+      <w:r>
+        <w:rPr>
+          <w:sz w:val="20"/>
+          <w:szCs w:val="20"/>
+        </w:rPr>
+        <w:t xml:space="preserve">   for(let x of str1){</w:t>
+      </w:r>
+    </w:p>
+    <w:p>
+      <w:pPr>
+        <w:rPr>
+          <w:sz w:val="20"/>
+          <w:szCs w:val="20"/>
+        </w:rPr>
+      </w:pPr>
+      <w:r>
+        <w:rPr>
+          <w:sz w:val="20"/>
+          <w:szCs w:val="20"/>
+        </w:rPr>
+        <w:t xml:space="preserve">       map1.set(x,(map1.get(x)||0)+1)</w:t>
+      </w:r>
+    </w:p>
+    <w:p>
+      <w:pPr>
+        <w:rPr>
+          <w:sz w:val="20"/>
+          <w:szCs w:val="20"/>
+        </w:rPr>
+      </w:pPr>
+      <w:r>
+        <w:rPr>
+          <w:sz w:val="20"/>
+          <w:szCs w:val="20"/>
+        </w:rPr>
+        <w:t xml:space="preserve">   }</w:t>
+      </w:r>
+    </w:p>
+    <w:p>
+      <w:pPr>
+        <w:rPr>
+          <w:sz w:val="20"/>
+          <w:szCs w:val="20"/>
+        </w:rPr>
+      </w:pPr>
+    </w:p>
+    <w:p>
+      <w:pPr>
+        <w:rPr>
+          <w:sz w:val="20"/>
+          <w:szCs w:val="20"/>
+        </w:rPr>
+      </w:pPr>
+      <w:r>
+        <w:rPr>
+          <w:sz w:val="20"/>
+          <w:szCs w:val="20"/>
+        </w:rPr>
+        <w:t xml:space="preserve">      for(let y of str2){</w:t>
+      </w:r>
+    </w:p>
+    <w:p>
+      <w:pPr>
+        <w:rPr>
+          <w:sz w:val="20"/>
+          <w:szCs w:val="20"/>
+        </w:rPr>
+      </w:pPr>
+      <w:r>
+        <w:rPr>
+          <w:sz w:val="20"/>
+          <w:szCs w:val="20"/>
+        </w:rPr>
+        <w:t xml:space="preserve">       map2.set(y,(map2.get(y)||0)+1)</w:t>
+      </w:r>
+    </w:p>
+    <w:p>
+      <w:pPr>
+        <w:rPr>
+          <w:sz w:val="20"/>
+          <w:szCs w:val="20"/>
+        </w:rPr>
+      </w:pPr>
+      <w:r>
+        <w:rPr>
+          <w:sz w:val="20"/>
+          <w:szCs w:val="20"/>
+        </w:rPr>
         <w:lastRenderedPageBreak/>
-        <w:t xml:space="preserve">function </w:t>
-      </w:r>
-      <w:proofErr w:type="spellStart"/>
-      <w:r>
-        <w:rPr>
-          <w:sz w:val="20"/>
-          <w:szCs w:val="20"/>
-        </w:rPr>
-        <w:t>uniqueChar</w:t>
-      </w:r>
-      <w:proofErr w:type="spellEnd"/>
-      <w:r>
-        <w:rPr>
-          <w:sz w:val="20"/>
-          <w:szCs w:val="20"/>
-        </w:rPr>
-        <w:t>(str1,str2){</w:t>
-      </w:r>
-    </w:p>
-    <w:p>
-      <w:pPr>
-        <w:rPr>
-          <w:sz w:val="20"/>
-          <w:szCs w:val="20"/>
-        </w:rPr>
-      </w:pPr>
-      <w:r>
-        <w:rPr>
-          <w:sz w:val="20"/>
-          <w:szCs w:val="20"/>
-        </w:rPr>
-        <w:t xml:space="preserve">    </w:t>
-      </w:r>
-    </w:p>
-    <w:p>
-      <w:pPr>
-        <w:rPr>
-          <w:sz w:val="20"/>
-          <w:szCs w:val="20"/>
-        </w:rPr>
-      </w:pPr>
-      <w:r>
-        <w:rPr>
-          <w:sz w:val="20"/>
-          <w:szCs w:val="20"/>
-        </w:rPr>
-        <w:t>if (str1.length !== str2.length) return false;</w:t>
-      </w:r>
-    </w:p>
-    <w:p>
-      <w:pPr>
-        <w:rPr>
-          <w:sz w:val="20"/>
-          <w:szCs w:val="20"/>
-        </w:rPr>
-      </w:pPr>
-      <w:r>
-        <w:rPr>
-          <w:sz w:val="20"/>
-          <w:szCs w:val="20"/>
-        </w:rPr>
-        <w:t xml:space="preserve">    </w:t>
-      </w:r>
-    </w:p>
-    <w:p>
-      <w:pPr>
-        <w:rPr>
-          <w:sz w:val="20"/>
-          <w:szCs w:val="20"/>
-        </w:rPr>
-      </w:pPr>
-      <w:r>
-        <w:rPr>
-          <w:sz w:val="20"/>
-          <w:szCs w:val="20"/>
-        </w:rPr>
-        <w:t xml:space="preserve">   let map1 = new Map()</w:t>
-      </w:r>
-    </w:p>
-    <w:p>
-      <w:pPr>
-        <w:rPr>
-          <w:sz w:val="20"/>
-          <w:szCs w:val="20"/>
-        </w:rPr>
-      </w:pPr>
-      <w:r>
-        <w:rPr>
-          <w:sz w:val="20"/>
-          <w:szCs w:val="20"/>
-        </w:rPr>
-        <w:t xml:space="preserve">   let map2 = new Map()</w:t>
+        <w:t xml:space="preserve">   }</w:t>
       </w:r>
     </w:p>
     <w:p>
@@ -4395,22 +4342,52 @@
           <w:sz w:val="20"/>
           <w:szCs w:val="20"/>
         </w:rPr>
-        <w:t xml:space="preserve">   for(let x of str1){</w:t>
-      </w:r>
-    </w:p>
-    <w:p>
-      <w:pPr>
-        <w:rPr>
-          <w:sz w:val="20"/>
-          <w:szCs w:val="20"/>
-        </w:rPr>
-      </w:pPr>
-      <w:r>
-        <w:rPr>
-          <w:sz w:val="20"/>
-          <w:szCs w:val="20"/>
-        </w:rPr>
-        <w:t xml:space="preserve">       map1.set(x,(map1.get(x)||0)+1)</w:t>
+        <w:t xml:space="preserve">   for(let [key,val] of map1){</w:t>
+      </w:r>
+    </w:p>
+    <w:p>
+      <w:pPr>
+        <w:rPr>
+          <w:sz w:val="20"/>
+          <w:szCs w:val="20"/>
+        </w:rPr>
+      </w:pPr>
+      <w:r>
+        <w:rPr>
+          <w:sz w:val="20"/>
+          <w:szCs w:val="20"/>
+        </w:rPr>
+        <w:t xml:space="preserve">      if ( map2.get(key) !== val){</w:t>
+      </w:r>
+    </w:p>
+    <w:p>
+      <w:pPr>
+        <w:rPr>
+          <w:sz w:val="20"/>
+          <w:szCs w:val="20"/>
+        </w:rPr>
+      </w:pPr>
+      <w:r>
+        <w:rPr>
+          <w:sz w:val="20"/>
+          <w:szCs w:val="20"/>
+        </w:rPr>
+        <w:t xml:space="preserve">           return false</w:t>
+      </w:r>
+    </w:p>
+    <w:p>
+      <w:pPr>
+        <w:rPr>
+          <w:sz w:val="20"/>
+          <w:szCs w:val="20"/>
+        </w:rPr>
+      </w:pPr>
+      <w:r>
+        <w:rPr>
+          <w:sz w:val="20"/>
+          <w:szCs w:val="20"/>
+        </w:rPr>
+        <w:t xml:space="preserve">       }</w:t>
       </w:r>
     </w:p>
     <w:p>
@@ -4435,181 +4412,6 @@
           <w:szCs w:val="20"/>
         </w:rPr>
       </w:pPr>
-    </w:p>
-    <w:p>
-      <w:pPr>
-        <w:rPr>
-          <w:sz w:val="20"/>
-          <w:szCs w:val="20"/>
-        </w:rPr>
-      </w:pPr>
-      <w:r>
-        <w:rPr>
-          <w:sz w:val="20"/>
-          <w:szCs w:val="20"/>
-        </w:rPr>
-        <w:t xml:space="preserve">      for(let y of str2){</w:t>
-      </w:r>
-    </w:p>
-    <w:p>
-      <w:pPr>
-        <w:rPr>
-          <w:sz w:val="20"/>
-          <w:szCs w:val="20"/>
-        </w:rPr>
-      </w:pPr>
-      <w:r>
-        <w:rPr>
-          <w:sz w:val="20"/>
-          <w:szCs w:val="20"/>
-        </w:rPr>
-        <w:t xml:space="preserve">       map2.set(y,(map2.get(y)||0)+1)</w:t>
-      </w:r>
-    </w:p>
-    <w:p>
-      <w:pPr>
-        <w:rPr>
-          <w:sz w:val="20"/>
-          <w:szCs w:val="20"/>
-        </w:rPr>
-      </w:pPr>
-      <w:r>
-        <w:rPr>
-          <w:sz w:val="20"/>
-          <w:szCs w:val="20"/>
-        </w:rPr>
-        <w:t xml:space="preserve">   }</w:t>
-      </w:r>
-    </w:p>
-    <w:p>
-      <w:pPr>
-        <w:rPr>
-          <w:sz w:val="20"/>
-          <w:szCs w:val="20"/>
-        </w:rPr>
-      </w:pPr>
-      <w:r>
-        <w:rPr>
-          <w:sz w:val="20"/>
-          <w:szCs w:val="20"/>
-        </w:rPr>
-        <w:t xml:space="preserve">   </w:t>
-      </w:r>
-    </w:p>
-    <w:p>
-      <w:pPr>
-        <w:rPr>
-          <w:sz w:val="20"/>
-          <w:szCs w:val="20"/>
-        </w:rPr>
-      </w:pPr>
-      <w:r>
-        <w:rPr>
-          <w:sz w:val="20"/>
-          <w:szCs w:val="20"/>
-        </w:rPr>
-        <w:t xml:space="preserve">   for(let [</w:t>
-      </w:r>
-      <w:proofErr w:type="spellStart"/>
-      <w:r>
-        <w:rPr>
-          <w:sz w:val="20"/>
-          <w:szCs w:val="20"/>
-        </w:rPr>
-        <w:t>key,val</w:t>
-      </w:r>
-      <w:proofErr w:type="spellEnd"/>
-      <w:r>
-        <w:rPr>
-          <w:sz w:val="20"/>
-          <w:szCs w:val="20"/>
-        </w:rPr>
-        <w:t>] of map1){</w:t>
-      </w:r>
-    </w:p>
-    <w:p>
-      <w:pPr>
-        <w:rPr>
-          <w:sz w:val="20"/>
-          <w:szCs w:val="20"/>
-        </w:rPr>
-      </w:pPr>
-      <w:r>
-        <w:rPr>
-          <w:sz w:val="20"/>
-          <w:szCs w:val="20"/>
-        </w:rPr>
-        <w:t xml:space="preserve">      if ( map2.get(key) !== </w:t>
-      </w:r>
-      <w:proofErr w:type="spellStart"/>
-      <w:r>
-        <w:rPr>
-          <w:sz w:val="20"/>
-          <w:szCs w:val="20"/>
-        </w:rPr>
-        <w:t>val</w:t>
-      </w:r>
-      <w:proofErr w:type="spellEnd"/>
-      <w:r>
-        <w:rPr>
-          <w:sz w:val="20"/>
-          <w:szCs w:val="20"/>
-        </w:rPr>
-        <w:t>){</w:t>
-      </w:r>
-    </w:p>
-    <w:p>
-      <w:pPr>
-        <w:rPr>
-          <w:sz w:val="20"/>
-          <w:szCs w:val="20"/>
-        </w:rPr>
-      </w:pPr>
-      <w:r>
-        <w:rPr>
-          <w:sz w:val="20"/>
-          <w:szCs w:val="20"/>
-        </w:rPr>
-        <w:t xml:space="preserve">           return false</w:t>
-      </w:r>
-    </w:p>
-    <w:p>
-      <w:pPr>
-        <w:rPr>
-          <w:sz w:val="20"/>
-          <w:szCs w:val="20"/>
-        </w:rPr>
-      </w:pPr>
-      <w:r>
-        <w:rPr>
-          <w:sz w:val="20"/>
-          <w:szCs w:val="20"/>
-        </w:rPr>
-        <w:t xml:space="preserve">       }</w:t>
-      </w:r>
-    </w:p>
-    <w:p>
-      <w:pPr>
-        <w:rPr>
-          <w:sz w:val="20"/>
-          <w:szCs w:val="20"/>
-        </w:rPr>
-      </w:pPr>
-      <w:r>
-        <w:rPr>
-          <w:sz w:val="20"/>
-          <w:szCs w:val="20"/>
-        </w:rPr>
-        <w:t xml:space="preserve">   }</w:t>
-      </w:r>
-    </w:p>
-    <w:p>
-      <w:pPr>
-        <w:rPr>
-          <w:sz w:val="20"/>
-          <w:szCs w:val="20"/>
-        </w:rPr>
-      </w:pPr>
       <w:r>
         <w:rPr>
           <w:sz w:val="20"/>
@@ -4653,55 +4455,7 @@
           <w:sz w:val="20"/>
           <w:szCs w:val="20"/>
         </w:rPr>
-        <w:t>console.log(</w:t>
-      </w:r>
-      <w:proofErr w:type="spellStart"/>
-      <w:r>
-        <w:rPr>
-          <w:sz w:val="20"/>
-          <w:szCs w:val="20"/>
-        </w:rPr>
-        <w:t>uniqueChar</w:t>
-      </w:r>
-      <w:proofErr w:type="spellEnd"/>
-      <w:r>
-        <w:rPr>
-          <w:sz w:val="20"/>
-          <w:szCs w:val="20"/>
-        </w:rPr>
-        <w:t>("</w:t>
-      </w:r>
-      <w:proofErr w:type="spellStart"/>
-      <w:r>
-        <w:rPr>
-          <w:sz w:val="20"/>
-          <w:szCs w:val="20"/>
-        </w:rPr>
-        <w:t>aabbe</w:t>
-      </w:r>
-      <w:proofErr w:type="spellEnd"/>
-      <w:r>
-        <w:rPr>
-          <w:sz w:val="20"/>
-          <w:szCs w:val="20"/>
-        </w:rPr>
-        <w:t>", "</w:t>
-      </w:r>
-      <w:proofErr w:type="spellStart"/>
-      <w:r>
-        <w:rPr>
-          <w:sz w:val="20"/>
-          <w:szCs w:val="20"/>
-        </w:rPr>
-        <w:t>bbaa</w:t>
-      </w:r>
-      <w:proofErr w:type="spellEnd"/>
-      <w:r>
-        <w:rPr>
-          <w:sz w:val="20"/>
-          <w:szCs w:val="20"/>
-        </w:rPr>
-        <w:t>"))</w:t>
+        <w:t>console.log(uniqueChar("aabbe", "bbaa"))</w:t>
       </w:r>
     </w:p>
     <w:p>
@@ -4813,7 +4567,6 @@
           <w:sz w:val="20"/>
           <w:szCs w:val="20"/>
         </w:rPr>
-        <w:lastRenderedPageBreak/>
         <w:pict w14:anchorId="49CAAD4F">
           <v:rect id="_x0000_i1035" style="width:0;height:1.5pt" o:hralign="center" o:hrstd="t" o:hr="t" fillcolor="#a0a0a0" stroked="f"/>
         </w:pict>
@@ -5046,6 +4799,7 @@
           <w:sz w:val="20"/>
           <w:szCs w:val="20"/>
         </w:rPr>
+        <w:lastRenderedPageBreak/>
         <w:t xml:space="preserve">        left++;</w:t>
       </w:r>
     </w:p>
@@ -5233,23 +4987,7 @@
           <w:sz w:val="20"/>
           <w:szCs w:val="20"/>
         </w:rPr>
-        <w:t>Input: "</w:t>
-      </w:r>
-      <w:proofErr w:type="spellStart"/>
-      <w:r>
-        <w:rPr>
-          <w:sz w:val="20"/>
-          <w:szCs w:val="20"/>
-        </w:rPr>
-        <w:t>RaceCar</w:t>
-      </w:r>
-      <w:proofErr w:type="spellEnd"/>
-      <w:r>
-        <w:rPr>
-          <w:sz w:val="20"/>
-          <w:szCs w:val="20"/>
-        </w:rPr>
-        <w:t>"</w:t>
+        <w:t>Input: "RaceCar"</w:t>
       </w:r>
     </w:p>
     <w:p>
@@ -5302,23 +5040,7 @@
           <w:sz w:val="20"/>
           <w:szCs w:val="20"/>
         </w:rPr>
-        <w:t xml:space="preserve">    str=</w:t>
-      </w:r>
-      <w:proofErr w:type="spellStart"/>
-      <w:r>
-        <w:rPr>
-          <w:sz w:val="20"/>
-          <w:szCs w:val="20"/>
-        </w:rPr>
-        <w:t>str.toLowerCase</w:t>
-      </w:r>
-      <w:proofErr w:type="spellEnd"/>
-      <w:r>
-        <w:rPr>
-          <w:sz w:val="20"/>
-          <w:szCs w:val="20"/>
-        </w:rPr>
-        <w:t>()</w:t>
+        <w:t xml:space="preserve">    str=str.toLowerCase()</w:t>
       </w:r>
     </w:p>
     <w:p>
@@ -5348,212 +5070,196 @@
           <w:sz w:val="20"/>
           <w:szCs w:val="20"/>
         </w:rPr>
+        <w:t xml:space="preserve">    let right=str.length-1</w:t>
+      </w:r>
+    </w:p>
+    <w:p>
+      <w:pPr>
+        <w:rPr>
+          <w:sz w:val="20"/>
+          <w:szCs w:val="20"/>
+        </w:rPr>
+      </w:pPr>
+      <w:r>
+        <w:rPr>
+          <w:sz w:val="20"/>
+          <w:szCs w:val="20"/>
+        </w:rPr>
+        <w:t xml:space="preserve">    </w:t>
+      </w:r>
+    </w:p>
+    <w:p>
+      <w:pPr>
+        <w:rPr>
+          <w:sz w:val="20"/>
+          <w:szCs w:val="20"/>
+        </w:rPr>
+      </w:pPr>
+      <w:r>
+        <w:rPr>
+          <w:sz w:val="20"/>
+          <w:szCs w:val="20"/>
+        </w:rPr>
+        <w:t xml:space="preserve">    while(left&lt;right){</w:t>
+      </w:r>
+    </w:p>
+    <w:p>
+      <w:pPr>
+        <w:rPr>
+          <w:sz w:val="20"/>
+          <w:szCs w:val="20"/>
+        </w:rPr>
+      </w:pPr>
+      <w:r>
+        <w:rPr>
+          <w:sz w:val="20"/>
+          <w:szCs w:val="20"/>
+        </w:rPr>
+        <w:t xml:space="preserve">        if(str[left]!==str[right]){</w:t>
+      </w:r>
+    </w:p>
+    <w:p>
+      <w:pPr>
+        <w:rPr>
+          <w:sz w:val="20"/>
+          <w:szCs w:val="20"/>
+        </w:rPr>
+      </w:pPr>
+      <w:r>
+        <w:rPr>
+          <w:sz w:val="20"/>
+          <w:szCs w:val="20"/>
+        </w:rPr>
+        <w:t xml:space="preserve">            return false</w:t>
+      </w:r>
+    </w:p>
+    <w:p>
+      <w:pPr>
+        <w:rPr>
+          <w:sz w:val="20"/>
+          <w:szCs w:val="20"/>
+        </w:rPr>
+      </w:pPr>
+      <w:r>
+        <w:rPr>
+          <w:sz w:val="20"/>
+          <w:szCs w:val="20"/>
+        </w:rPr>
+        <w:t xml:space="preserve">        }</w:t>
+      </w:r>
+    </w:p>
+    <w:p>
+      <w:pPr>
+        <w:rPr>
+          <w:sz w:val="20"/>
+          <w:szCs w:val="20"/>
+        </w:rPr>
+      </w:pPr>
+      <w:r>
+        <w:rPr>
+          <w:sz w:val="20"/>
+          <w:szCs w:val="20"/>
+        </w:rPr>
+        <w:t xml:space="preserve">        left++;</w:t>
+      </w:r>
+    </w:p>
+    <w:p>
+      <w:pPr>
+        <w:rPr>
+          <w:sz w:val="20"/>
+          <w:szCs w:val="20"/>
+        </w:rPr>
+      </w:pPr>
+      <w:r>
+        <w:rPr>
+          <w:sz w:val="20"/>
+          <w:szCs w:val="20"/>
+        </w:rPr>
+        <w:t xml:space="preserve">        right--;</w:t>
+      </w:r>
+    </w:p>
+    <w:p>
+      <w:pPr>
+        <w:rPr>
+          <w:sz w:val="20"/>
+          <w:szCs w:val="20"/>
+        </w:rPr>
+      </w:pPr>
+      <w:r>
+        <w:rPr>
+          <w:sz w:val="20"/>
+          <w:szCs w:val="20"/>
+        </w:rPr>
+        <w:t xml:space="preserve">    }</w:t>
+      </w:r>
+    </w:p>
+    <w:p>
+      <w:pPr>
+        <w:rPr>
+          <w:sz w:val="20"/>
+          <w:szCs w:val="20"/>
+        </w:rPr>
+      </w:pPr>
+      <w:r>
+        <w:rPr>
+          <w:sz w:val="20"/>
+          <w:szCs w:val="20"/>
+        </w:rPr>
+        <w:t xml:space="preserve">    </w:t>
+      </w:r>
+    </w:p>
+    <w:p>
+      <w:pPr>
+        <w:rPr>
+          <w:sz w:val="20"/>
+          <w:szCs w:val="20"/>
+        </w:rPr>
+      </w:pPr>
+      <w:r>
+        <w:rPr>
+          <w:sz w:val="20"/>
+          <w:szCs w:val="20"/>
+        </w:rPr>
+        <w:t xml:space="preserve">    return true</w:t>
+      </w:r>
+    </w:p>
+    <w:p>
+      <w:pPr>
+        <w:rPr>
+          <w:sz w:val="20"/>
+          <w:szCs w:val="20"/>
+        </w:rPr>
+      </w:pPr>
+      <w:r>
+        <w:rPr>
+          <w:sz w:val="20"/>
+          <w:szCs w:val="20"/>
+        </w:rPr>
+        <w:t>}</w:t>
+      </w:r>
+    </w:p>
+    <w:p>
+      <w:pPr>
+        <w:rPr>
+          <w:sz w:val="20"/>
+          <w:szCs w:val="20"/>
+        </w:rPr>
+      </w:pPr>
+    </w:p>
+    <w:p>
+      <w:pPr>
+        <w:rPr>
+          <w:sz w:val="20"/>
+          <w:szCs w:val="20"/>
+        </w:rPr>
+      </w:pPr>
+      <w:r>
+        <w:rPr>
+          <w:sz w:val="20"/>
+          <w:szCs w:val="20"/>
+        </w:rPr>
         <w:lastRenderedPageBreak/>
-        <w:t xml:space="preserve">    let right=str.length-1</w:t>
-      </w:r>
-    </w:p>
-    <w:p>
-      <w:pPr>
-        <w:rPr>
-          <w:sz w:val="20"/>
-          <w:szCs w:val="20"/>
-        </w:rPr>
-      </w:pPr>
-      <w:r>
-        <w:rPr>
-          <w:sz w:val="20"/>
-          <w:szCs w:val="20"/>
-        </w:rPr>
-        <w:t xml:space="preserve">    </w:t>
-      </w:r>
-    </w:p>
-    <w:p>
-      <w:pPr>
-        <w:rPr>
-          <w:sz w:val="20"/>
-          <w:szCs w:val="20"/>
-        </w:rPr>
-      </w:pPr>
-      <w:r>
-        <w:rPr>
-          <w:sz w:val="20"/>
-          <w:szCs w:val="20"/>
-        </w:rPr>
-        <w:t xml:space="preserve">    while(left&lt;right){</w:t>
-      </w:r>
-    </w:p>
-    <w:p>
-      <w:pPr>
-        <w:rPr>
-          <w:sz w:val="20"/>
-          <w:szCs w:val="20"/>
-        </w:rPr>
-      </w:pPr>
-      <w:r>
-        <w:rPr>
-          <w:sz w:val="20"/>
-          <w:szCs w:val="20"/>
-        </w:rPr>
-        <w:t xml:space="preserve">        if(str[left]!==str[right]){</w:t>
-      </w:r>
-    </w:p>
-    <w:p>
-      <w:pPr>
-        <w:rPr>
-          <w:sz w:val="20"/>
-          <w:szCs w:val="20"/>
-        </w:rPr>
-      </w:pPr>
-      <w:r>
-        <w:rPr>
-          <w:sz w:val="20"/>
-          <w:szCs w:val="20"/>
-        </w:rPr>
-        <w:t xml:space="preserve">            return false</w:t>
-      </w:r>
-    </w:p>
-    <w:p>
-      <w:pPr>
-        <w:rPr>
-          <w:sz w:val="20"/>
-          <w:szCs w:val="20"/>
-        </w:rPr>
-      </w:pPr>
-      <w:r>
-        <w:rPr>
-          <w:sz w:val="20"/>
-          <w:szCs w:val="20"/>
-        </w:rPr>
-        <w:t xml:space="preserve">        }</w:t>
-      </w:r>
-    </w:p>
-    <w:p>
-      <w:pPr>
-        <w:rPr>
-          <w:sz w:val="20"/>
-          <w:szCs w:val="20"/>
-        </w:rPr>
-      </w:pPr>
-      <w:r>
-        <w:rPr>
-          <w:sz w:val="20"/>
-          <w:szCs w:val="20"/>
-        </w:rPr>
-        <w:t xml:space="preserve">        left++;</w:t>
-      </w:r>
-    </w:p>
-    <w:p>
-      <w:pPr>
-        <w:rPr>
-          <w:sz w:val="20"/>
-          <w:szCs w:val="20"/>
-        </w:rPr>
-      </w:pPr>
-      <w:r>
-        <w:rPr>
-          <w:sz w:val="20"/>
-          <w:szCs w:val="20"/>
-        </w:rPr>
-        <w:t xml:space="preserve">        right--;</w:t>
-      </w:r>
-    </w:p>
-    <w:p>
-      <w:pPr>
-        <w:rPr>
-          <w:sz w:val="20"/>
-          <w:szCs w:val="20"/>
-        </w:rPr>
-      </w:pPr>
-      <w:r>
-        <w:rPr>
-          <w:sz w:val="20"/>
-          <w:szCs w:val="20"/>
-        </w:rPr>
-        <w:t xml:space="preserve">    }</w:t>
-      </w:r>
-    </w:p>
-    <w:p>
-      <w:pPr>
-        <w:rPr>
-          <w:sz w:val="20"/>
-          <w:szCs w:val="20"/>
-        </w:rPr>
-      </w:pPr>
-      <w:r>
-        <w:rPr>
-          <w:sz w:val="20"/>
-          <w:szCs w:val="20"/>
-        </w:rPr>
-        <w:t xml:space="preserve">    </w:t>
-      </w:r>
-    </w:p>
-    <w:p>
-      <w:pPr>
-        <w:rPr>
-          <w:sz w:val="20"/>
-          <w:szCs w:val="20"/>
-        </w:rPr>
-      </w:pPr>
-      <w:r>
-        <w:rPr>
-          <w:sz w:val="20"/>
-          <w:szCs w:val="20"/>
-        </w:rPr>
-        <w:t xml:space="preserve">    return true</w:t>
-      </w:r>
-    </w:p>
-    <w:p>
-      <w:pPr>
-        <w:rPr>
-          <w:sz w:val="20"/>
-          <w:szCs w:val="20"/>
-        </w:rPr>
-      </w:pPr>
-      <w:r>
-        <w:rPr>
-          <w:sz w:val="20"/>
-          <w:szCs w:val="20"/>
-        </w:rPr>
-        <w:t>}</w:t>
-      </w:r>
-    </w:p>
-    <w:p>
-      <w:pPr>
-        <w:rPr>
-          <w:sz w:val="20"/>
-          <w:szCs w:val="20"/>
-        </w:rPr>
-      </w:pPr>
-    </w:p>
-    <w:p>
-      <w:pPr>
-        <w:rPr>
-          <w:sz w:val="20"/>
-          <w:szCs w:val="20"/>
-        </w:rPr>
-      </w:pPr>
-      <w:r>
-        <w:rPr>
-          <w:sz w:val="20"/>
-          <w:szCs w:val="20"/>
-        </w:rPr>
-        <w:t>console.log(palindrome("</w:t>
-      </w:r>
-      <w:proofErr w:type="spellStart"/>
-      <w:r>
-        <w:rPr>
-          <w:sz w:val="20"/>
-          <w:szCs w:val="20"/>
-        </w:rPr>
-        <w:t>RaceCar</w:t>
-      </w:r>
-      <w:proofErr w:type="spellEnd"/>
-      <w:r>
-        <w:rPr>
-          <w:sz w:val="20"/>
-          <w:szCs w:val="20"/>
-        </w:rPr>
-        <w:t>"))</w:t>
+        <w:t>console.log(palindrome("RaceCar"))</w:t>
       </w:r>
     </w:p>
     <w:p>
@@ -5710,23 +5416,7 @@
           <w:sz w:val="20"/>
           <w:szCs w:val="20"/>
         </w:rPr>
-        <w:t xml:space="preserve">    str=</w:t>
-      </w:r>
-      <w:proofErr w:type="spellStart"/>
-      <w:r>
-        <w:rPr>
-          <w:sz w:val="20"/>
-          <w:szCs w:val="20"/>
-        </w:rPr>
-        <w:t>str.toLowerCase</w:t>
-      </w:r>
-      <w:proofErr w:type="spellEnd"/>
-      <w:r>
-        <w:rPr>
-          <w:sz w:val="20"/>
-          <w:szCs w:val="20"/>
-        </w:rPr>
-        <w:t>().replace(/[^a-z0-9]/g,"")</w:t>
+        <w:t xml:space="preserve">    str=str.toLowerCase().replace(/[^a-z0-9]/g,"")</w:t>
       </w:r>
     </w:p>
     <w:p>
@@ -5861,7 +5551,6 @@
           <w:sz w:val="20"/>
           <w:szCs w:val="20"/>
         </w:rPr>
-        <w:lastRenderedPageBreak/>
         <w:t xml:space="preserve">        right--;</w:t>
       </w:r>
     </w:p>
@@ -6034,23 +5723,7 @@
           <w:sz w:val="20"/>
           <w:szCs w:val="20"/>
         </w:rPr>
-        <w:t>Input: "</w:t>
-      </w:r>
-      <w:proofErr w:type="spellStart"/>
-      <w:r>
-        <w:rPr>
-          <w:sz w:val="20"/>
-          <w:szCs w:val="20"/>
-        </w:rPr>
-        <w:t>abccba</w:t>
-      </w:r>
-      <w:proofErr w:type="spellEnd"/>
-      <w:r>
-        <w:rPr>
-          <w:sz w:val="20"/>
-          <w:szCs w:val="20"/>
-        </w:rPr>
-        <w:t>"</w:t>
+        <w:t>Input: "abccba"</w:t>
       </w:r>
     </w:p>
     <w:p>
@@ -6118,6 +5791,7 @@
           <w:sz w:val="20"/>
           <w:szCs w:val="20"/>
         </w:rPr>
+        <w:lastRenderedPageBreak/>
         <w:t xml:space="preserve">    let left=0;</w:t>
       </w:r>
     </w:p>
@@ -6283,17 +5957,8 @@
           <w:sz w:val="20"/>
           <w:szCs w:val="20"/>
         </w:rPr>
-        <w:t xml:space="preserve">    return </w:t>
-      </w:r>
-      <w:proofErr w:type="spellStart"/>
-      <w:r>
-        <w:rPr>
-          <w:sz w:val="20"/>
-          <w:szCs w:val="20"/>
-        </w:rPr>
-        <w:t>str.length</w:t>
-      </w:r>
-      <w:proofErr w:type="spellEnd"/>
+        <w:t xml:space="preserve">    return str.length</w:t>
+      </w:r>
     </w:p>
     <w:p>
       <w:pPr>
@@ -6330,23 +5995,7 @@
           <w:sz w:val="20"/>
           <w:szCs w:val="20"/>
         </w:rPr>
-        <w:t>console.log(palindrome("</w:t>
-      </w:r>
-      <w:proofErr w:type="spellStart"/>
-      <w:r>
-        <w:rPr>
-          <w:sz w:val="20"/>
-          <w:szCs w:val="20"/>
-        </w:rPr>
-        <w:t>abccba</w:t>
-      </w:r>
-      <w:proofErr w:type="spellEnd"/>
-      <w:r>
-        <w:rPr>
-          <w:sz w:val="20"/>
-          <w:szCs w:val="20"/>
-        </w:rPr>
-        <w:t>"))</w:t>
+        <w:t>console.log(palindrome("abccba"))</w:t>
       </w:r>
     </w:p>
     <w:p>
@@ -6382,6 +6031,825 @@
           <w:sz w:val="20"/>
           <w:szCs w:val="20"/>
         </w:rPr>
+        <w:t>Q1️</w:t>
+      </w:r>
+      <w:r>
+        <w:rPr>
+          <w:rFonts w:ascii="Segoe UI Symbol" w:hAnsi="Segoe UI Symbol" w:cs="Segoe UI Symbol"/>
+          <w:b/>
+          <w:bCs/>
+          <w:sz w:val="20"/>
+          <w:szCs w:val="20"/>
+        </w:rPr>
+        <w:t>⃣</w:t>
+      </w:r>
+      <w:r>
+        <w:rPr>
+          <w:b/>
+          <w:bCs/>
+          <w:sz w:val="20"/>
+          <w:szCs w:val="20"/>
+        </w:rPr>
+        <w:t>5️</w:t>
+      </w:r>
+      <w:r>
+        <w:rPr>
+          <w:rFonts w:ascii="Segoe UI Symbol" w:hAnsi="Segoe UI Symbol" w:cs="Segoe UI Symbol"/>
+          <w:b/>
+          <w:bCs/>
+          <w:sz w:val="20"/>
+          <w:szCs w:val="20"/>
+        </w:rPr>
+        <w:t>⃣</w:t>
+      </w:r>
+      <w:r>
+        <w:rPr>
+          <w:b/>
+          <w:bCs/>
+          <w:sz w:val="20"/>
+          <w:szCs w:val="20"/>
+        </w:rPr>
+        <w:t xml:space="preserve"> Check If String Can Be Rearranged to Palindrome</w:t>
+      </w:r>
+    </w:p>
+    <w:p>
+      <w:pPr>
+        <w:rPr>
+          <w:sz w:val="20"/>
+          <w:szCs w:val="20"/>
+        </w:rPr>
+      </w:pPr>
+      <w:r>
+        <w:rPr>
+          <w:sz w:val="20"/>
+          <w:szCs w:val="20"/>
+        </w:rPr>
+        <w:t>Input: "aabb"</w:t>
+      </w:r>
+    </w:p>
+    <w:p>
+      <w:pPr>
+        <w:rPr>
+          <w:sz w:val="20"/>
+          <w:szCs w:val="20"/>
+        </w:rPr>
+      </w:pPr>
+      <w:r>
+        <w:rPr>
+          <w:sz w:val="20"/>
+          <w:szCs w:val="20"/>
+        </w:rPr>
+        <w:t>Output: true</w:t>
+      </w:r>
+    </w:p>
+    <w:p>
+      <w:pPr>
+        <w:rPr>
+          <w:sz w:val="20"/>
+          <w:szCs w:val="20"/>
+        </w:rPr>
+      </w:pPr>
+      <w:r>
+        <w:rPr>
+          <w:rFonts w:ascii="Segoe UI Emoji" w:hAnsi="Segoe UI Emoji" w:cs="Segoe UI Emoji"/>
+          <w:sz w:val="20"/>
+          <w:szCs w:val="20"/>
+        </w:rPr>
+        <w:t>📌</w:t>
+      </w:r>
+      <w:r>
+        <w:rPr>
+          <w:sz w:val="20"/>
+          <w:szCs w:val="20"/>
+        </w:rPr>
+        <w:t xml:space="preserve"> Frequency + odd count logic</w:t>
+      </w:r>
+    </w:p>
+    <w:p>
+      <w:pPr>
+        <w:rPr>
+          <w:sz w:val="20"/>
+          <w:szCs w:val="20"/>
+        </w:rPr>
+      </w:pPr>
+      <w:r>
+        <w:rPr>
+          <w:sz w:val="20"/>
+          <w:szCs w:val="20"/>
+        </w:rPr>
+        <w:t>function palindrome(str){</w:t>
+      </w:r>
+    </w:p>
+    <w:p>
+      <w:pPr>
+        <w:rPr>
+          <w:sz w:val="20"/>
+          <w:szCs w:val="20"/>
+        </w:rPr>
+      </w:pPr>
+      <w:r>
+        <w:rPr>
+          <w:sz w:val="20"/>
+          <w:szCs w:val="20"/>
+        </w:rPr>
+        <w:t xml:space="preserve">    let map=new Map();</w:t>
+      </w:r>
+    </w:p>
+    <w:p>
+      <w:pPr>
+        <w:rPr>
+          <w:sz w:val="20"/>
+          <w:szCs w:val="20"/>
+        </w:rPr>
+      </w:pPr>
+      <w:r>
+        <w:rPr>
+          <w:sz w:val="20"/>
+          <w:szCs w:val="20"/>
+        </w:rPr>
+        <w:t xml:space="preserve">    </w:t>
+      </w:r>
+    </w:p>
+    <w:p>
+      <w:pPr>
+        <w:rPr>
+          <w:sz w:val="20"/>
+          <w:szCs w:val="20"/>
+        </w:rPr>
+      </w:pPr>
+      <w:r>
+        <w:rPr>
+          <w:sz w:val="20"/>
+          <w:szCs w:val="20"/>
+        </w:rPr>
+        <w:t xml:space="preserve">    for(let ch of str){</w:t>
+      </w:r>
+    </w:p>
+    <w:p>
+      <w:pPr>
+        <w:rPr>
+          <w:sz w:val="20"/>
+          <w:szCs w:val="20"/>
+        </w:rPr>
+      </w:pPr>
+      <w:r>
+        <w:rPr>
+          <w:sz w:val="20"/>
+          <w:szCs w:val="20"/>
+        </w:rPr>
+        <w:t xml:space="preserve">        map.set(ch,(map.get(ch)||0)+1)</w:t>
+      </w:r>
+    </w:p>
+    <w:p>
+      <w:pPr>
+        <w:rPr>
+          <w:sz w:val="20"/>
+          <w:szCs w:val="20"/>
+        </w:rPr>
+      </w:pPr>
+      <w:r>
+        <w:rPr>
+          <w:sz w:val="20"/>
+          <w:szCs w:val="20"/>
+        </w:rPr>
+        <w:t xml:space="preserve">    }</w:t>
+      </w:r>
+    </w:p>
+    <w:p>
+      <w:pPr>
+        <w:rPr>
+          <w:sz w:val="20"/>
+          <w:szCs w:val="20"/>
+        </w:rPr>
+      </w:pPr>
+      <w:r>
+        <w:rPr>
+          <w:sz w:val="20"/>
+          <w:szCs w:val="20"/>
+        </w:rPr>
+        <w:t xml:space="preserve">    </w:t>
+      </w:r>
+    </w:p>
+    <w:p>
+      <w:pPr>
+        <w:rPr>
+          <w:sz w:val="20"/>
+          <w:szCs w:val="20"/>
+        </w:rPr>
+      </w:pPr>
+      <w:r>
+        <w:rPr>
+          <w:sz w:val="20"/>
+          <w:szCs w:val="20"/>
+        </w:rPr>
+        <w:t xml:space="preserve">    let oddCount=0;</w:t>
+      </w:r>
+    </w:p>
+    <w:p>
+      <w:pPr>
+        <w:rPr>
+          <w:sz w:val="20"/>
+          <w:szCs w:val="20"/>
+        </w:rPr>
+      </w:pPr>
+      <w:r>
+        <w:rPr>
+          <w:sz w:val="20"/>
+          <w:szCs w:val="20"/>
+        </w:rPr>
+        <w:t xml:space="preserve">    </w:t>
+      </w:r>
+    </w:p>
+    <w:p>
+      <w:pPr>
+        <w:rPr>
+          <w:sz w:val="20"/>
+          <w:szCs w:val="20"/>
+        </w:rPr>
+      </w:pPr>
+      <w:r>
+        <w:rPr>
+          <w:sz w:val="20"/>
+          <w:szCs w:val="20"/>
+        </w:rPr>
+        <w:lastRenderedPageBreak/>
+        <w:t xml:space="preserve">    for(let val of map.values()){</w:t>
+      </w:r>
+    </w:p>
+    <w:p>
+      <w:pPr>
+        <w:rPr>
+          <w:sz w:val="20"/>
+          <w:szCs w:val="20"/>
+        </w:rPr>
+      </w:pPr>
+      <w:r>
+        <w:rPr>
+          <w:sz w:val="20"/>
+          <w:szCs w:val="20"/>
+        </w:rPr>
+        <w:t xml:space="preserve">        if(val%2!==0){</w:t>
+      </w:r>
+    </w:p>
+    <w:p>
+      <w:pPr>
+        <w:rPr>
+          <w:sz w:val="20"/>
+          <w:szCs w:val="20"/>
+        </w:rPr>
+      </w:pPr>
+      <w:r>
+        <w:rPr>
+          <w:sz w:val="20"/>
+          <w:szCs w:val="20"/>
+        </w:rPr>
+        <w:t xml:space="preserve">            oddCount++;</w:t>
+      </w:r>
+    </w:p>
+    <w:p>
+      <w:pPr>
+        <w:rPr>
+          <w:sz w:val="20"/>
+          <w:szCs w:val="20"/>
+        </w:rPr>
+      </w:pPr>
+      <w:r>
+        <w:rPr>
+          <w:sz w:val="20"/>
+          <w:szCs w:val="20"/>
+        </w:rPr>
+        <w:t xml:space="preserve">        }</w:t>
+      </w:r>
+    </w:p>
+    <w:p>
+      <w:pPr>
+        <w:rPr>
+          <w:sz w:val="20"/>
+          <w:szCs w:val="20"/>
+        </w:rPr>
+      </w:pPr>
+      <w:r>
+        <w:rPr>
+          <w:sz w:val="20"/>
+          <w:szCs w:val="20"/>
+        </w:rPr>
+        <w:t xml:space="preserve">    }</w:t>
+      </w:r>
+    </w:p>
+    <w:p>
+      <w:pPr>
+        <w:rPr>
+          <w:sz w:val="20"/>
+          <w:szCs w:val="20"/>
+        </w:rPr>
+      </w:pPr>
+      <w:r>
+        <w:rPr>
+          <w:sz w:val="20"/>
+          <w:szCs w:val="20"/>
+        </w:rPr>
+        <w:t xml:space="preserve">    </w:t>
+      </w:r>
+    </w:p>
+    <w:p>
+      <w:pPr>
+        <w:rPr>
+          <w:sz w:val="20"/>
+          <w:szCs w:val="20"/>
+        </w:rPr>
+      </w:pPr>
+      <w:r>
+        <w:rPr>
+          <w:sz w:val="20"/>
+          <w:szCs w:val="20"/>
+        </w:rPr>
+        <w:t xml:space="preserve">    return oddCount&lt;=1;</w:t>
+      </w:r>
+    </w:p>
+    <w:p>
+      <w:pPr>
+        <w:rPr>
+          <w:sz w:val="20"/>
+          <w:szCs w:val="20"/>
+        </w:rPr>
+      </w:pPr>
+      <w:r>
+        <w:rPr>
+          <w:sz w:val="20"/>
+          <w:szCs w:val="20"/>
+        </w:rPr>
+        <w:t xml:space="preserve">  </w:t>
+      </w:r>
+    </w:p>
+    <w:p>
+      <w:pPr>
+        <w:rPr>
+          <w:sz w:val="20"/>
+          <w:szCs w:val="20"/>
+        </w:rPr>
+      </w:pPr>
+      <w:r>
+        <w:rPr>
+          <w:sz w:val="20"/>
+          <w:szCs w:val="20"/>
+        </w:rPr>
+        <w:t>}</w:t>
+      </w:r>
+    </w:p>
+    <w:p>
+      <w:pPr>
+        <w:rPr>
+          <w:sz w:val="20"/>
+          <w:szCs w:val="20"/>
+        </w:rPr>
+      </w:pPr>
+    </w:p>
+    <w:p>
+      <w:pPr>
+        <w:rPr>
+          <w:sz w:val="20"/>
+          <w:szCs w:val="20"/>
+        </w:rPr>
+      </w:pPr>
+      <w:r>
+        <w:rPr>
+          <w:sz w:val="20"/>
+          <w:szCs w:val="20"/>
+        </w:rPr>
+        <w:t>console.log(palindrome("aabb"))</w:t>
+      </w:r>
+    </w:p>
+    <w:p>
+      <w:pPr>
+        <w:rPr>
+          <w:sz w:val="20"/>
+          <w:szCs w:val="20"/>
+        </w:rPr>
+      </w:pPr>
+    </w:p>
+    <w:p>
+      <w:pPr>
+        <w:rPr>
+          <w:b/>
+          <w:bCs/>
+          <w:color w:val="FF0000"/>
+          <w:sz w:val="20"/>
+          <w:szCs w:val="20"/>
+        </w:rPr>
+      </w:pPr>
+      <w:r>
+        <w:rPr>
+          <w:b/>
+          <w:bCs/>
+          <w:color w:val="FF0000"/>
+          <w:sz w:val="20"/>
+          <w:szCs w:val="20"/>
+        </w:rPr>
+        <w:t>TOPIC 4: Substrings &amp; Sliding Window (String Edition)</w:t>
+      </w:r>
+    </w:p>
+    <w:p>
+      <w:pPr>
+        <w:rPr>
+          <w:b/>
+          <w:bCs/>
+          <w:sz w:val="20"/>
+          <w:szCs w:val="20"/>
+        </w:rPr>
+      </w:pPr>
+      <w:r>
+        <w:rPr>
+          <w:b/>
+          <w:bCs/>
+          <w:sz w:val="20"/>
+          <w:szCs w:val="20"/>
+        </w:rPr>
+        <w:t>Goal</w:t>
+      </w:r>
+    </w:p>
+    <w:p>
+      <w:pPr>
+        <w:numPr>
+          <w:ilvl w:val="0"/>
+          <w:numId w:val="5"/>
+        </w:numPr>
+        <w:rPr>
+          <w:sz w:val="20"/>
+          <w:szCs w:val="20"/>
+        </w:rPr>
+      </w:pPr>
+      <w:r>
+        <w:rPr>
+          <w:sz w:val="20"/>
+          <w:szCs w:val="20"/>
+        </w:rPr>
+        <w:t>Learn how windows move</w:t>
+      </w:r>
+    </w:p>
+    <w:p>
+      <w:pPr>
+        <w:numPr>
+          <w:ilvl w:val="0"/>
+          <w:numId w:val="5"/>
+        </w:numPr>
+        <w:rPr>
+          <w:sz w:val="20"/>
+          <w:szCs w:val="20"/>
+        </w:rPr>
+      </w:pPr>
+      <w:r>
+        <w:rPr>
+          <w:sz w:val="20"/>
+          <w:szCs w:val="20"/>
+        </w:rPr>
+        <w:t>Core for later topics</w:t>
+      </w:r>
+    </w:p>
+    <w:p>
+      <w:pPr>
+        <w:rPr>
+          <w:sz w:val="20"/>
+          <w:szCs w:val="20"/>
+        </w:rPr>
+      </w:pPr>
+      <w:r>
+        <w:rPr>
+          <w:sz w:val="20"/>
+          <w:szCs w:val="20"/>
+        </w:rPr>
+        <w:pict w14:anchorId="0E5F7FDB">
+          <v:rect id="_x0000_i1040" style="width:0;height:1.5pt" o:hralign="center" o:hrstd="t" o:hr="t" fillcolor="#a0a0a0" stroked="f"/>
+        </w:pict>
+      </w:r>
+    </w:p>
+    <w:p>
+      <w:pPr>
+        <w:rPr>
+          <w:b/>
+          <w:bCs/>
+          <w:sz w:val="20"/>
+          <w:szCs w:val="20"/>
+        </w:rPr>
+      </w:pPr>
+      <w:r>
+        <w:rPr>
+          <w:b/>
+          <w:bCs/>
+          <w:sz w:val="20"/>
+          <w:szCs w:val="20"/>
+        </w:rPr>
+        <w:t>Q1️</w:t>
+      </w:r>
+      <w:r>
+        <w:rPr>
+          <w:rFonts w:ascii="Segoe UI Symbol" w:hAnsi="Segoe UI Symbol" w:cs="Segoe UI Symbol"/>
+          <w:b/>
+          <w:bCs/>
+          <w:sz w:val="20"/>
+          <w:szCs w:val="20"/>
+        </w:rPr>
+        <w:t>⃣</w:t>
+      </w:r>
+      <w:r>
+        <w:rPr>
+          <w:b/>
+          <w:bCs/>
+          <w:sz w:val="20"/>
+          <w:szCs w:val="20"/>
+        </w:rPr>
+        <w:t>6️</w:t>
+      </w:r>
+      <w:r>
+        <w:rPr>
+          <w:rFonts w:ascii="Segoe UI Symbol" w:hAnsi="Segoe UI Symbol" w:cs="Segoe UI Symbol"/>
+          <w:b/>
+          <w:bCs/>
+          <w:sz w:val="20"/>
+          <w:szCs w:val="20"/>
+        </w:rPr>
+        <w:t>⃣</w:t>
+      </w:r>
+      <w:r>
+        <w:rPr>
+          <w:b/>
+          <w:bCs/>
+          <w:sz w:val="20"/>
+          <w:szCs w:val="20"/>
+        </w:rPr>
+        <w:t xml:space="preserve"> Count Occurrences of Substring</w:t>
+      </w:r>
+    </w:p>
+    <w:p>
+      <w:pPr>
+        <w:rPr>
+          <w:sz w:val="20"/>
+          <w:szCs w:val="20"/>
+        </w:rPr>
+      </w:pPr>
+      <w:r>
+        <w:rPr>
+          <w:sz w:val="20"/>
+          <w:szCs w:val="20"/>
+        </w:rPr>
+        <w:t>Input: "abababa", "aba"</w:t>
+      </w:r>
+    </w:p>
+    <w:p>
+      <w:pPr>
+        <w:rPr>
+          <w:sz w:val="20"/>
+          <w:szCs w:val="20"/>
+        </w:rPr>
+      </w:pPr>
+      <w:r>
+        <w:rPr>
+          <w:sz w:val="20"/>
+          <w:szCs w:val="20"/>
+        </w:rPr>
+        <w:t>Output: 3</w:t>
+      </w:r>
+    </w:p>
+    <w:p>
+      <w:pPr>
+        <w:rPr>
+          <w:sz w:val="20"/>
+          <w:szCs w:val="20"/>
+        </w:rPr>
+      </w:pPr>
+      <w:r>
+        <w:rPr>
+          <w:sz w:val="20"/>
+          <w:szCs w:val="20"/>
+        </w:rPr>
+        <w:pict w14:anchorId="00B8B7C6">
+          <v:rect id="_x0000_i1041" style="width:0;height:1.5pt" o:hralign="center" o:hrstd="t" o:hr="t" fillcolor="#a0a0a0" stroked="f"/>
+        </w:pict>
+      </w:r>
+    </w:p>
+    <w:p>
+      <w:pPr>
+        <w:rPr>
+          <w:b/>
+          <w:bCs/>
+          <w:sz w:val="20"/>
+          <w:szCs w:val="20"/>
+        </w:rPr>
+      </w:pPr>
+      <w:r>
+        <w:rPr>
+          <w:b/>
+          <w:bCs/>
+          <w:sz w:val="20"/>
+          <w:szCs w:val="20"/>
+        </w:rPr>
+        <w:t>Q1️</w:t>
+      </w:r>
+      <w:r>
+        <w:rPr>
+          <w:rFonts w:ascii="Segoe UI Symbol" w:hAnsi="Segoe UI Symbol" w:cs="Segoe UI Symbol"/>
+          <w:b/>
+          <w:bCs/>
+          <w:sz w:val="20"/>
+          <w:szCs w:val="20"/>
+        </w:rPr>
+        <w:t>⃣</w:t>
+      </w:r>
+      <w:r>
+        <w:rPr>
+          <w:b/>
+          <w:bCs/>
+          <w:sz w:val="20"/>
+          <w:szCs w:val="20"/>
+        </w:rPr>
+        <w:t>7️</w:t>
+      </w:r>
+      <w:r>
+        <w:rPr>
+          <w:rFonts w:ascii="Segoe UI Symbol" w:hAnsi="Segoe UI Symbol" w:cs="Segoe UI Symbol"/>
+          <w:b/>
+          <w:bCs/>
+          <w:sz w:val="20"/>
+          <w:szCs w:val="20"/>
+        </w:rPr>
+        <w:t>⃣</w:t>
+      </w:r>
+      <w:r>
+        <w:rPr>
+          <w:b/>
+          <w:bCs/>
+          <w:sz w:val="20"/>
+          <w:szCs w:val="20"/>
+        </w:rPr>
+        <w:t xml:space="preserve"> Longest Word in Sentence</w:t>
+      </w:r>
+    </w:p>
+    <w:p>
+      <w:pPr>
+        <w:rPr>
+          <w:sz w:val="20"/>
+          <w:szCs w:val="20"/>
+        </w:rPr>
+      </w:pPr>
+      <w:r>
+        <w:rPr>
+          <w:sz w:val="20"/>
+          <w:szCs w:val="20"/>
+        </w:rPr>
+        <w:t>Input: "I love JavaScript"</w:t>
+      </w:r>
+    </w:p>
+    <w:p>
+      <w:pPr>
+        <w:rPr>
+          <w:sz w:val="20"/>
+          <w:szCs w:val="20"/>
+        </w:rPr>
+      </w:pPr>
+      <w:r>
+        <w:rPr>
+          <w:sz w:val="20"/>
+          <w:szCs w:val="20"/>
+        </w:rPr>
+        <w:t>Output: "JavaScript"</w:t>
+      </w:r>
+    </w:p>
+    <w:p>
+      <w:pPr>
+        <w:rPr>
+          <w:sz w:val="20"/>
+          <w:szCs w:val="20"/>
+        </w:rPr>
+      </w:pPr>
+      <w:r>
+        <w:rPr>
+          <w:sz w:val="20"/>
+          <w:szCs w:val="20"/>
+        </w:rPr>
+        <w:pict w14:anchorId="496ED7C8">
+          <v:rect id="_x0000_i1042" style="width:0;height:1.5pt" o:hralign="center" o:hrstd="t" o:hr="t" fillcolor="#a0a0a0" stroked="f"/>
+        </w:pict>
+      </w:r>
+    </w:p>
+    <w:p>
+      <w:pPr>
+        <w:rPr>
+          <w:b/>
+          <w:bCs/>
+          <w:sz w:val="20"/>
+          <w:szCs w:val="20"/>
+        </w:rPr>
+      </w:pPr>
+      <w:r>
+        <w:rPr>
+          <w:b/>
+          <w:bCs/>
+          <w:sz w:val="20"/>
+          <w:szCs w:val="20"/>
+        </w:rPr>
+        <w:t>Q1️</w:t>
+      </w:r>
+      <w:r>
+        <w:rPr>
+          <w:rFonts w:ascii="Segoe UI Symbol" w:hAnsi="Segoe UI Symbol" w:cs="Segoe UI Symbol"/>
+          <w:b/>
+          <w:bCs/>
+          <w:sz w:val="20"/>
+          <w:szCs w:val="20"/>
+        </w:rPr>
+        <w:t>⃣</w:t>
+      </w:r>
+      <w:r>
+        <w:rPr>
+          <w:b/>
+          <w:bCs/>
+          <w:sz w:val="20"/>
+          <w:szCs w:val="20"/>
+        </w:rPr>
+        <w:t>8️</w:t>
+      </w:r>
+      <w:r>
+        <w:rPr>
+          <w:rFonts w:ascii="Segoe UI Symbol" w:hAnsi="Segoe UI Symbol" w:cs="Segoe UI Symbol"/>
+          <w:b/>
+          <w:bCs/>
+          <w:sz w:val="20"/>
+          <w:szCs w:val="20"/>
+        </w:rPr>
+        <w:t>⃣</w:t>
+      </w:r>
+      <w:r>
+        <w:rPr>
+          <w:b/>
+          <w:bCs/>
+          <w:sz w:val="20"/>
+          <w:szCs w:val="20"/>
+        </w:rPr>
+        <w:t xml:space="preserve"> Count Words</w:t>
+      </w:r>
+    </w:p>
+    <w:p>
+      <w:pPr>
+        <w:rPr>
+          <w:sz w:val="20"/>
+          <w:szCs w:val="20"/>
+        </w:rPr>
+      </w:pPr>
+      <w:r>
+        <w:rPr>
+          <w:sz w:val="20"/>
+          <w:szCs w:val="20"/>
+        </w:rPr>
+        <w:t>Input: "Hello world from JS"</w:t>
+      </w:r>
+    </w:p>
+    <w:p>
+      <w:pPr>
+        <w:rPr>
+          <w:sz w:val="20"/>
+          <w:szCs w:val="20"/>
+        </w:rPr>
+      </w:pPr>
+      <w:r>
+        <w:rPr>
+          <w:sz w:val="20"/>
+          <w:szCs w:val="20"/>
+        </w:rPr>
+        <w:t>Output: 4</w:t>
+      </w:r>
+    </w:p>
+    <w:p>
+      <w:pPr>
+        <w:rPr>
+          <w:sz w:val="20"/>
+          <w:szCs w:val="20"/>
+        </w:rPr>
+      </w:pPr>
+      <w:r>
+        <w:rPr>
+          <w:sz w:val="20"/>
+          <w:szCs w:val="20"/>
+        </w:rPr>
+        <w:pict w14:anchorId="3C58FDFB">
+          <v:rect id="_x0000_i1043" style="width:0;height:1.5pt" o:hralign="center" o:hrstd="t" o:hr="t" fillcolor="#a0a0a0" stroked="f"/>
+        </w:pict>
+      </w:r>
+    </w:p>
+    <w:p>
+      <w:pPr>
+        <w:rPr>
+          <w:b/>
+          <w:bCs/>
+          <w:sz w:val="20"/>
+          <w:szCs w:val="20"/>
+        </w:rPr>
+      </w:pPr>
+      <w:r>
+        <w:rPr>
+          <w:b/>
+          <w:bCs/>
+          <w:sz w:val="20"/>
+          <w:szCs w:val="20"/>
+        </w:rPr>
         <w:lastRenderedPageBreak/>
         <w:t>Q1️</w:t>
       </w:r>
@@ -6402,7 +6870,7 @@
           <w:sz w:val="20"/>
           <w:szCs w:val="20"/>
         </w:rPr>
-        <w:t>5️</w:t>
+        <w:t>9️</w:t>
       </w:r>
       <w:r>
         <w:rPr>
@@ -6421,53 +6889,37 @@
           <w:sz w:val="20"/>
           <w:szCs w:val="20"/>
         </w:rPr>
-        <w:t xml:space="preserve"> Check If String Can Be Rearranged to Palindrome</w:t>
-      </w:r>
-    </w:p>
-    <w:p>
-      <w:pPr>
-        <w:rPr>
-          <w:sz w:val="20"/>
-          <w:szCs w:val="20"/>
-        </w:rPr>
-      </w:pPr>
-      <w:r>
-        <w:rPr>
-          <w:sz w:val="20"/>
-          <w:szCs w:val="20"/>
-        </w:rPr>
-        <w:t>Input: "</w:t>
-      </w:r>
-      <w:proofErr w:type="spellStart"/>
-      <w:r>
-        <w:rPr>
-          <w:sz w:val="20"/>
-          <w:szCs w:val="20"/>
-        </w:rPr>
-        <w:t>aabb</w:t>
-      </w:r>
-      <w:proofErr w:type="spellEnd"/>
-      <w:r>
-        <w:rPr>
-          <w:sz w:val="20"/>
-          <w:szCs w:val="20"/>
-        </w:rPr>
-        <w:t>"</w:t>
-      </w:r>
-    </w:p>
-    <w:p>
-      <w:pPr>
-        <w:rPr>
-          <w:sz w:val="20"/>
-          <w:szCs w:val="20"/>
-        </w:rPr>
-      </w:pPr>
-      <w:r>
-        <w:rPr>
-          <w:sz w:val="20"/>
-          <w:szCs w:val="20"/>
-        </w:rPr>
-        <w:t>Output: true</w:t>
+        <w:t xml:space="preserve"> Longest Substring Without Repeating Characters (Simplified)</w:t>
+      </w:r>
+    </w:p>
+    <w:p>
+      <w:pPr>
+        <w:rPr>
+          <w:sz w:val="20"/>
+          <w:szCs w:val="20"/>
+        </w:rPr>
+      </w:pPr>
+      <w:r>
+        <w:rPr>
+          <w:sz w:val="20"/>
+          <w:szCs w:val="20"/>
+        </w:rPr>
+        <w:t>Input: "abcabcbb"</w:t>
+      </w:r>
+    </w:p>
+    <w:p>
+      <w:pPr>
+        <w:rPr>
+          <w:sz w:val="20"/>
+          <w:szCs w:val="20"/>
+        </w:rPr>
+      </w:pPr>
+      <w:r>
+        <w:rPr>
+          <w:sz w:val="20"/>
+          <w:szCs w:val="20"/>
+        </w:rPr>
+        <w:t>Output: 3</w:t>
       </w:r>
     </w:p>
     <w:p>
@@ -6490,477 +6942,143 @@
           <w:sz w:val="20"/>
           <w:szCs w:val="20"/>
         </w:rPr>
-        <w:t xml:space="preserve"> Frequency + odd count logic</w:t>
-      </w:r>
-    </w:p>
-    <w:p>
-      <w:pPr>
-        <w:rPr>
-          <w:sz w:val="20"/>
-          <w:szCs w:val="20"/>
-        </w:rPr>
-      </w:pPr>
-      <w:r>
-        <w:rPr>
-          <w:sz w:val="20"/>
-          <w:szCs w:val="20"/>
-        </w:rPr>
-        <w:t>function palindrome(str){</w:t>
-      </w:r>
-    </w:p>
-    <w:p>
-      <w:pPr>
-        <w:rPr>
-          <w:sz w:val="20"/>
-          <w:szCs w:val="20"/>
-        </w:rPr>
-      </w:pPr>
-      <w:r>
-        <w:rPr>
-          <w:sz w:val="20"/>
-          <w:szCs w:val="20"/>
-        </w:rPr>
-        <w:t xml:space="preserve">    let map=new Map();</w:t>
-      </w:r>
-    </w:p>
-    <w:p>
-      <w:pPr>
-        <w:rPr>
-          <w:sz w:val="20"/>
-          <w:szCs w:val="20"/>
-        </w:rPr>
-      </w:pPr>
-      <w:r>
-        <w:rPr>
-          <w:sz w:val="20"/>
-          <w:szCs w:val="20"/>
-        </w:rPr>
-        <w:t xml:space="preserve">    </w:t>
-      </w:r>
-    </w:p>
-    <w:p>
-      <w:pPr>
-        <w:rPr>
-          <w:sz w:val="20"/>
-          <w:szCs w:val="20"/>
-        </w:rPr>
-      </w:pPr>
-      <w:r>
-        <w:rPr>
-          <w:sz w:val="20"/>
-          <w:szCs w:val="20"/>
-        </w:rPr>
-        <w:t xml:space="preserve">    for(let </w:t>
-      </w:r>
-      <w:proofErr w:type="spellStart"/>
-      <w:r>
-        <w:rPr>
-          <w:sz w:val="20"/>
-          <w:szCs w:val="20"/>
-        </w:rPr>
-        <w:t>ch</w:t>
-      </w:r>
-      <w:proofErr w:type="spellEnd"/>
-      <w:r>
-        <w:rPr>
-          <w:sz w:val="20"/>
-          <w:szCs w:val="20"/>
-        </w:rPr>
-        <w:t xml:space="preserve"> of str){</w:t>
-      </w:r>
-    </w:p>
-    <w:p>
-      <w:pPr>
-        <w:rPr>
-          <w:sz w:val="20"/>
-          <w:szCs w:val="20"/>
-        </w:rPr>
-      </w:pPr>
-      <w:r>
-        <w:rPr>
-          <w:sz w:val="20"/>
-          <w:szCs w:val="20"/>
-        </w:rPr>
-        <w:t xml:space="preserve">        </w:t>
-      </w:r>
-      <w:proofErr w:type="spellStart"/>
-      <w:r>
-        <w:rPr>
-          <w:sz w:val="20"/>
-          <w:szCs w:val="20"/>
-        </w:rPr>
-        <w:t>map.set</w:t>
-      </w:r>
-      <w:proofErr w:type="spellEnd"/>
-      <w:r>
-        <w:rPr>
-          <w:sz w:val="20"/>
-          <w:szCs w:val="20"/>
-        </w:rPr>
-        <w:t>(</w:t>
-      </w:r>
-      <w:proofErr w:type="spellStart"/>
-      <w:r>
-        <w:rPr>
-          <w:sz w:val="20"/>
-          <w:szCs w:val="20"/>
-        </w:rPr>
-        <w:t>ch</w:t>
-      </w:r>
-      <w:proofErr w:type="spellEnd"/>
-      <w:r>
-        <w:rPr>
-          <w:sz w:val="20"/>
-          <w:szCs w:val="20"/>
-        </w:rPr>
-        <w:t>,(</w:t>
-      </w:r>
-      <w:proofErr w:type="spellStart"/>
-      <w:r>
-        <w:rPr>
-          <w:sz w:val="20"/>
-          <w:szCs w:val="20"/>
-        </w:rPr>
-        <w:t>map.get</w:t>
-      </w:r>
-      <w:proofErr w:type="spellEnd"/>
-      <w:r>
-        <w:rPr>
-          <w:sz w:val="20"/>
-          <w:szCs w:val="20"/>
-        </w:rPr>
-        <w:t>(</w:t>
-      </w:r>
-      <w:proofErr w:type="spellStart"/>
-      <w:r>
-        <w:rPr>
-          <w:sz w:val="20"/>
-          <w:szCs w:val="20"/>
-        </w:rPr>
-        <w:t>ch</w:t>
-      </w:r>
-      <w:proofErr w:type="spellEnd"/>
-      <w:r>
-        <w:rPr>
-          <w:sz w:val="20"/>
-          <w:szCs w:val="20"/>
-        </w:rPr>
-        <w:t>)||0)+1)</w:t>
-      </w:r>
-    </w:p>
-    <w:p>
-      <w:pPr>
-        <w:rPr>
-          <w:sz w:val="20"/>
-          <w:szCs w:val="20"/>
-        </w:rPr>
-      </w:pPr>
-      <w:r>
-        <w:rPr>
-          <w:sz w:val="20"/>
-          <w:szCs w:val="20"/>
-        </w:rPr>
-        <w:t xml:space="preserve">    }</w:t>
-      </w:r>
-    </w:p>
-    <w:p>
-      <w:pPr>
-        <w:rPr>
-          <w:sz w:val="20"/>
-          <w:szCs w:val="20"/>
-        </w:rPr>
-      </w:pPr>
-      <w:r>
-        <w:rPr>
-          <w:sz w:val="20"/>
-          <w:szCs w:val="20"/>
-        </w:rPr>
-        <w:t xml:space="preserve">    </w:t>
-      </w:r>
-    </w:p>
-    <w:p>
-      <w:pPr>
-        <w:rPr>
-          <w:sz w:val="20"/>
-          <w:szCs w:val="20"/>
-        </w:rPr>
-      </w:pPr>
-      <w:r>
-        <w:rPr>
-          <w:sz w:val="20"/>
-          <w:szCs w:val="20"/>
-        </w:rPr>
-        <w:t xml:space="preserve">    let </w:t>
-      </w:r>
-      <w:proofErr w:type="spellStart"/>
-      <w:r>
-        <w:rPr>
-          <w:sz w:val="20"/>
-          <w:szCs w:val="20"/>
-        </w:rPr>
-        <w:t>oddCount</w:t>
-      </w:r>
-      <w:proofErr w:type="spellEnd"/>
-      <w:r>
-        <w:rPr>
-          <w:sz w:val="20"/>
-          <w:szCs w:val="20"/>
-        </w:rPr>
-        <w:t>=0;</w:t>
-      </w:r>
-    </w:p>
-    <w:p>
-      <w:pPr>
-        <w:rPr>
-          <w:sz w:val="20"/>
-          <w:szCs w:val="20"/>
-        </w:rPr>
-      </w:pPr>
-      <w:r>
-        <w:rPr>
-          <w:sz w:val="20"/>
-          <w:szCs w:val="20"/>
-        </w:rPr>
-        <w:t xml:space="preserve">    </w:t>
-      </w:r>
-    </w:p>
-    <w:p>
-      <w:pPr>
-        <w:rPr>
-          <w:sz w:val="20"/>
-          <w:szCs w:val="20"/>
-        </w:rPr>
-      </w:pPr>
-      <w:r>
-        <w:rPr>
-          <w:sz w:val="20"/>
-          <w:szCs w:val="20"/>
-        </w:rPr>
-        <w:t xml:space="preserve">    for(let </w:t>
-      </w:r>
-      <w:proofErr w:type="spellStart"/>
-      <w:r>
-        <w:rPr>
-          <w:sz w:val="20"/>
-          <w:szCs w:val="20"/>
-        </w:rPr>
-        <w:t>val</w:t>
-      </w:r>
-      <w:proofErr w:type="spellEnd"/>
-      <w:r>
-        <w:rPr>
-          <w:sz w:val="20"/>
-          <w:szCs w:val="20"/>
-        </w:rPr>
-        <w:t xml:space="preserve"> of </w:t>
-      </w:r>
-      <w:proofErr w:type="spellStart"/>
-      <w:r>
-        <w:rPr>
-          <w:sz w:val="20"/>
-          <w:szCs w:val="20"/>
-        </w:rPr>
-        <w:t>map.values</w:t>
-      </w:r>
-      <w:proofErr w:type="spellEnd"/>
-      <w:r>
-        <w:rPr>
-          <w:sz w:val="20"/>
-          <w:szCs w:val="20"/>
-        </w:rPr>
-        <w:t>()){</w:t>
-      </w:r>
-    </w:p>
-    <w:p>
-      <w:pPr>
-        <w:rPr>
-          <w:sz w:val="20"/>
-          <w:szCs w:val="20"/>
-        </w:rPr>
-      </w:pPr>
-      <w:r>
-        <w:rPr>
-          <w:sz w:val="20"/>
-          <w:szCs w:val="20"/>
-        </w:rPr>
-        <w:t xml:space="preserve">        if(val%2!==0){</w:t>
-      </w:r>
-    </w:p>
-    <w:p>
-      <w:pPr>
-        <w:rPr>
-          <w:sz w:val="20"/>
-          <w:szCs w:val="20"/>
-        </w:rPr>
-      </w:pPr>
-      <w:r>
-        <w:rPr>
-          <w:sz w:val="20"/>
-          <w:szCs w:val="20"/>
-        </w:rPr>
-        <w:t xml:space="preserve">            </w:t>
-      </w:r>
-      <w:proofErr w:type="spellStart"/>
-      <w:r>
-        <w:rPr>
-          <w:sz w:val="20"/>
-          <w:szCs w:val="20"/>
-        </w:rPr>
-        <w:t>oddCount</w:t>
-      </w:r>
-      <w:proofErr w:type="spellEnd"/>
-      <w:r>
-        <w:rPr>
-          <w:sz w:val="20"/>
-          <w:szCs w:val="20"/>
-        </w:rPr>
-        <w:t>++;</w:t>
-      </w:r>
-    </w:p>
-    <w:p>
-      <w:pPr>
-        <w:rPr>
-          <w:sz w:val="20"/>
-          <w:szCs w:val="20"/>
-        </w:rPr>
-      </w:pPr>
-      <w:r>
-        <w:rPr>
-          <w:sz w:val="20"/>
-          <w:szCs w:val="20"/>
-        </w:rPr>
-        <w:t xml:space="preserve">        }</w:t>
-      </w:r>
-    </w:p>
-    <w:p>
-      <w:pPr>
-        <w:rPr>
-          <w:sz w:val="20"/>
-          <w:szCs w:val="20"/>
-        </w:rPr>
-      </w:pPr>
-      <w:r>
-        <w:rPr>
-          <w:sz w:val="20"/>
-          <w:szCs w:val="20"/>
-        </w:rPr>
-        <w:t xml:space="preserve">    }</w:t>
-      </w:r>
-    </w:p>
-    <w:p>
-      <w:pPr>
-        <w:rPr>
-          <w:sz w:val="20"/>
-          <w:szCs w:val="20"/>
-        </w:rPr>
-      </w:pPr>
-      <w:r>
-        <w:rPr>
-          <w:sz w:val="20"/>
-          <w:szCs w:val="20"/>
-        </w:rPr>
-        <w:t xml:space="preserve">    </w:t>
-      </w:r>
-    </w:p>
-    <w:p>
-      <w:pPr>
-        <w:rPr>
-          <w:sz w:val="20"/>
-          <w:szCs w:val="20"/>
-        </w:rPr>
-      </w:pPr>
-      <w:r>
-        <w:rPr>
-          <w:sz w:val="20"/>
-          <w:szCs w:val="20"/>
-        </w:rPr>
-        <w:t xml:space="preserve">    return </w:t>
-      </w:r>
-      <w:proofErr w:type="spellStart"/>
-      <w:r>
-        <w:rPr>
-          <w:sz w:val="20"/>
-          <w:szCs w:val="20"/>
-        </w:rPr>
-        <w:t>oddCount</w:t>
-      </w:r>
-      <w:proofErr w:type="spellEnd"/>
-      <w:r>
-        <w:rPr>
-          <w:sz w:val="20"/>
-          <w:szCs w:val="20"/>
-        </w:rPr>
-        <w:t>&lt;=1;</w:t>
-      </w:r>
-    </w:p>
-    <w:p>
-      <w:pPr>
-        <w:rPr>
-          <w:sz w:val="20"/>
-          <w:szCs w:val="20"/>
-        </w:rPr>
-      </w:pPr>
-      <w:r>
-        <w:rPr>
-          <w:sz w:val="20"/>
-          <w:szCs w:val="20"/>
-        </w:rPr>
-        <w:t xml:space="preserve">  </w:t>
-      </w:r>
-    </w:p>
-    <w:p>
-      <w:pPr>
-        <w:rPr>
-          <w:sz w:val="20"/>
-          <w:szCs w:val="20"/>
-        </w:rPr>
-      </w:pPr>
-      <w:r>
-        <w:rPr>
-          <w:sz w:val="20"/>
-          <w:szCs w:val="20"/>
-        </w:rPr>
-        <w:t>}</w:t>
-      </w:r>
-    </w:p>
-    <w:p>
-      <w:pPr>
-        <w:rPr>
-          <w:sz w:val="20"/>
-          <w:szCs w:val="20"/>
-        </w:rPr>
-      </w:pPr>
-    </w:p>
-    <w:p>
-      <w:pPr>
-        <w:rPr>
-          <w:sz w:val="20"/>
-          <w:szCs w:val="20"/>
-        </w:rPr>
-      </w:pPr>
-      <w:r>
-        <w:rPr>
-          <w:sz w:val="20"/>
-          <w:szCs w:val="20"/>
-        </w:rPr>
-        <w:t>console.log(palindrome("</w:t>
-      </w:r>
-      <w:proofErr w:type="spellStart"/>
-      <w:r>
-        <w:rPr>
-          <w:sz w:val="20"/>
-          <w:szCs w:val="20"/>
-        </w:rPr>
-        <w:t>aabb</w:t>
-      </w:r>
-      <w:proofErr w:type="spellEnd"/>
-      <w:r>
-        <w:rPr>
-          <w:sz w:val="20"/>
-          <w:szCs w:val="20"/>
-        </w:rPr>
-        <w:t>"))</w:t>
-      </w:r>
+        <w:t xml:space="preserve"> Sliding window intro</w:t>
+      </w:r>
+    </w:p>
+    <w:p>
+      <w:pPr>
+        <w:rPr>
+          <w:sz w:val="20"/>
+          <w:szCs w:val="20"/>
+        </w:rPr>
+      </w:pPr>
+      <w:r>
+        <w:rPr>
+          <w:sz w:val="20"/>
+          <w:szCs w:val="20"/>
+        </w:rPr>
+        <w:pict w14:anchorId="3D1461D2">
+          <v:rect id="_x0000_i1044" style="width:0;height:1.5pt" o:hralign="center" o:hrstd="t" o:hr="t" fillcolor="#a0a0a0" stroked="f"/>
+        </w:pict>
+      </w:r>
+    </w:p>
+    <w:p>
+      <w:pPr>
+        <w:rPr>
+          <w:b/>
+          <w:bCs/>
+          <w:sz w:val="20"/>
+          <w:szCs w:val="20"/>
+        </w:rPr>
+      </w:pPr>
+      <w:r>
+        <w:rPr>
+          <w:b/>
+          <w:bCs/>
+          <w:sz w:val="20"/>
+          <w:szCs w:val="20"/>
+        </w:rPr>
+        <w:t>Q2️</w:t>
+      </w:r>
+      <w:r>
+        <w:rPr>
+          <w:rFonts w:ascii="Segoe UI Symbol" w:hAnsi="Segoe UI Symbol" w:cs="Segoe UI Symbol"/>
+          <w:b/>
+          <w:bCs/>
+          <w:sz w:val="20"/>
+          <w:szCs w:val="20"/>
+        </w:rPr>
+        <w:t>⃣</w:t>
+      </w:r>
+      <w:r>
+        <w:rPr>
+          <w:b/>
+          <w:bCs/>
+          <w:sz w:val="20"/>
+          <w:szCs w:val="20"/>
+        </w:rPr>
+        <w:t>0️</w:t>
+      </w:r>
+      <w:r>
+        <w:rPr>
+          <w:rFonts w:ascii="Segoe UI Symbol" w:hAnsi="Segoe UI Symbol" w:cs="Segoe UI Symbol"/>
+          <w:b/>
+          <w:bCs/>
+          <w:sz w:val="20"/>
+          <w:szCs w:val="20"/>
+        </w:rPr>
+        <w:t>⃣</w:t>
+      </w:r>
+      <w:r>
+        <w:rPr>
+          <w:b/>
+          <w:bCs/>
+          <w:sz w:val="20"/>
+          <w:szCs w:val="20"/>
+        </w:rPr>
+        <w:t xml:space="preserve"> Smallest Substring Containing All Characters</w:t>
+      </w:r>
+    </w:p>
+    <w:p>
+      <w:pPr>
+        <w:rPr>
+          <w:sz w:val="20"/>
+          <w:szCs w:val="20"/>
+        </w:rPr>
+      </w:pPr>
+      <w:r>
+        <w:rPr>
+          <w:sz w:val="20"/>
+          <w:szCs w:val="20"/>
+        </w:rPr>
+        <w:t>Input: "aabcbcdbca", "abc"</w:t>
+      </w:r>
+    </w:p>
+    <w:p>
+      <w:pPr>
+        <w:rPr>
+          <w:sz w:val="20"/>
+          <w:szCs w:val="20"/>
+        </w:rPr>
+      </w:pPr>
+      <w:r>
+        <w:rPr>
+          <w:sz w:val="20"/>
+          <w:szCs w:val="20"/>
+        </w:rPr>
+        <w:t>Output: "bca"</w:t>
+      </w:r>
+    </w:p>
+    <w:p>
+      <w:pPr>
+        <w:rPr>
+          <w:sz w:val="20"/>
+          <w:szCs w:val="20"/>
+        </w:rPr>
+      </w:pPr>
+      <w:r>
+        <w:rPr>
+          <w:rFonts w:ascii="Segoe UI Emoji" w:hAnsi="Segoe UI Emoji" w:cs="Segoe UI Emoji"/>
+          <w:sz w:val="20"/>
+          <w:szCs w:val="20"/>
+        </w:rPr>
+        <w:t>📌</w:t>
+      </w:r>
+      <w:r>
+        <w:rPr>
+          <w:sz w:val="20"/>
+          <w:szCs w:val="20"/>
+        </w:rPr>
+        <w:t xml:space="preserve"> Advanced window logic</w:t>
+      </w:r>
+    </w:p>
+    <w:p>
+      <w:pPr>
+        <w:rPr>
+          <w:sz w:val="20"/>
+          <w:szCs w:val="20"/>
+        </w:rPr>
+      </w:pPr>
     </w:p>
     <w:p>
       <w:pPr>
@@ -7594,6 +7712,155 @@
       </w:rPr>
     </w:lvl>
   </w:abstractNum>
+  <w:abstractNum w:abstractNumId="4" w15:restartNumberingAfterBreak="0">
+    <w:nsid w:val="5DA723DD"/>
+    <w:multiLevelType w:val="multilevel"/>
+    <w:tmpl w:val="39E45A9C"/>
+    <w:lvl w:ilvl="0">
+      <w:start w:val="1"/>
+      <w:numFmt w:val="bullet"/>
+      <w:lvlText w:val=""/>
+      <w:lvlJc w:val="left"/>
+      <w:pPr>
+        <w:tabs>
+          <w:tab w:val="num" w:pos="720"/>
+        </w:tabs>
+        <w:ind w:left="720" w:hanging="360"/>
+      </w:pPr>
+      <w:rPr>
+        <w:rFonts w:ascii="Symbol" w:hAnsi="Symbol" w:hint="default"/>
+        <w:sz w:val="20"/>
+      </w:rPr>
+    </w:lvl>
+    <w:lvl w:ilvl="1" w:tentative="1">
+      <w:start w:val="1"/>
+      <w:numFmt w:val="bullet"/>
+      <w:lvlText w:val="o"/>
+      <w:lvlJc w:val="left"/>
+      <w:pPr>
+        <w:tabs>
+          <w:tab w:val="num" w:pos="1440"/>
+        </w:tabs>
+        <w:ind w:left="1440" w:hanging="360"/>
+      </w:pPr>
+      <w:rPr>
+        <w:rFonts w:ascii="Courier New" w:hAnsi="Courier New" w:hint="default"/>
+        <w:sz w:val="20"/>
+      </w:rPr>
+    </w:lvl>
+    <w:lvl w:ilvl="2" w:tentative="1">
+      <w:start w:val="1"/>
+      <w:numFmt w:val="bullet"/>
+      <w:lvlText w:val=""/>
+      <w:lvlJc w:val="left"/>
+      <w:pPr>
+        <w:tabs>
+          <w:tab w:val="num" w:pos="2160"/>
+        </w:tabs>
+        <w:ind w:left="2160" w:hanging="360"/>
+      </w:pPr>
+      <w:rPr>
+        <w:rFonts w:ascii="Wingdings" w:hAnsi="Wingdings" w:hint="default"/>
+        <w:sz w:val="20"/>
+      </w:rPr>
+    </w:lvl>
+    <w:lvl w:ilvl="3" w:tentative="1">
+      <w:start w:val="1"/>
+      <w:numFmt w:val="bullet"/>
+      <w:lvlText w:val=""/>
+      <w:lvlJc w:val="left"/>
+      <w:pPr>
+        <w:tabs>
+          <w:tab w:val="num" w:pos="2880"/>
+        </w:tabs>
+        <w:ind w:left="2880" w:hanging="360"/>
+      </w:pPr>
+      <w:rPr>
+        <w:rFonts w:ascii="Wingdings" w:hAnsi="Wingdings" w:hint="default"/>
+        <w:sz w:val="20"/>
+      </w:rPr>
+    </w:lvl>
+    <w:lvl w:ilvl="4" w:tentative="1">
+      <w:start w:val="1"/>
+      <w:numFmt w:val="bullet"/>
+      <w:lvlText w:val=""/>
+      <w:lvlJc w:val="left"/>
+      <w:pPr>
+        <w:tabs>
+          <w:tab w:val="num" w:pos="3600"/>
+        </w:tabs>
+        <w:ind w:left="3600" w:hanging="360"/>
+      </w:pPr>
+      <w:rPr>
+        <w:rFonts w:ascii="Wingdings" w:hAnsi="Wingdings" w:hint="default"/>
+        <w:sz w:val="20"/>
+      </w:rPr>
+    </w:lvl>
+    <w:lvl w:ilvl="5" w:tentative="1">
+      <w:start w:val="1"/>
+      <w:numFmt w:val="bullet"/>
+      <w:lvlText w:val=""/>
+      <w:lvlJc w:val="left"/>
+      <w:pPr>
+        <w:tabs>
+          <w:tab w:val="num" w:pos="4320"/>
+        </w:tabs>
+        <w:ind w:left="4320" w:hanging="360"/>
+      </w:pPr>
+      <w:rPr>
+        <w:rFonts w:ascii="Wingdings" w:hAnsi="Wingdings" w:hint="default"/>
+        <w:sz w:val="20"/>
+      </w:rPr>
+    </w:lvl>
+    <w:lvl w:ilvl="6" w:tentative="1">
+      <w:start w:val="1"/>
+      <w:numFmt w:val="bullet"/>
+      <w:lvlText w:val=""/>
+      <w:lvlJc w:val="left"/>
+      <w:pPr>
+        <w:tabs>
+          <w:tab w:val="num" w:pos="5040"/>
+        </w:tabs>
+        <w:ind w:left="5040" w:hanging="360"/>
+      </w:pPr>
+      <w:rPr>
+        <w:rFonts w:ascii="Wingdings" w:hAnsi="Wingdings" w:hint="default"/>
+        <w:sz w:val="20"/>
+      </w:rPr>
+    </w:lvl>
+    <w:lvl w:ilvl="7" w:tentative="1">
+      <w:start w:val="1"/>
+      <w:numFmt w:val="bullet"/>
+      <w:lvlText w:val=""/>
+      <w:lvlJc w:val="left"/>
+      <w:pPr>
+        <w:tabs>
+          <w:tab w:val="num" w:pos="5760"/>
+        </w:tabs>
+        <w:ind w:left="5760" w:hanging="360"/>
+      </w:pPr>
+      <w:rPr>
+        <w:rFonts w:ascii="Wingdings" w:hAnsi="Wingdings" w:hint="default"/>
+        <w:sz w:val="20"/>
+      </w:rPr>
+    </w:lvl>
+    <w:lvl w:ilvl="8" w:tentative="1">
+      <w:start w:val="1"/>
+      <w:numFmt w:val="bullet"/>
+      <w:lvlText w:val=""/>
+      <w:lvlJc w:val="left"/>
+      <w:pPr>
+        <w:tabs>
+          <w:tab w:val="num" w:pos="6480"/>
+        </w:tabs>
+        <w:ind w:left="6480" w:hanging="360"/>
+      </w:pPr>
+      <w:rPr>
+        <w:rFonts w:ascii="Wingdings" w:hAnsi="Wingdings" w:hint="default"/>
+        <w:sz w:val="20"/>
+      </w:rPr>
+    </w:lvl>
+  </w:abstractNum>
   <w:num w:numId="1" w16cid:durableId="1628848534">
     <w:abstractNumId w:val="0"/>
   </w:num>
@@ -7605,6 +7872,9 @@
   </w:num>
   <w:num w:numId="4" w16cid:durableId="1885209316">
     <w:abstractNumId w:val="3"/>
+  </w:num>
+  <w:num w:numId="5" w16cid:durableId="1383554645">
+    <w:abstractNumId w:val="4"/>
   </w:num>
 </w:numbering>
 </file>

--- a/basics_str.docx
+++ b/basics_str.docx
@@ -1127,17 +1127,8 @@
           <w:sz w:val="20"/>
           <w:szCs w:val="20"/>
         </w:rPr>
-        <w:t xml:space="preserve">   let stack = [</w:t>
-      </w:r>
-      <w:proofErr w:type="gramStart"/>
-      <w:r>
-        <w:rPr>
-          <w:sz w:val="20"/>
-          <w:szCs w:val="20"/>
-        </w:rPr>
-        <w:t>];</w:t>
-      </w:r>
-      <w:proofErr w:type="gramEnd"/>
+        <w:t xml:space="preserve">   let stack = [];</w:t>
+      </w:r>
     </w:p>
     <w:p>
       <w:pPr>
@@ -1239,17 +1230,8 @@
           <w:sz w:val="20"/>
           <w:szCs w:val="20"/>
         </w:rPr>
-        <w:t xml:space="preserve">   let reversed = "</w:t>
-      </w:r>
-      <w:proofErr w:type="gramStart"/>
-      <w:r>
-        <w:rPr>
-          <w:sz w:val="20"/>
-          <w:szCs w:val="20"/>
-        </w:rPr>
-        <w:t>";</w:t>
-      </w:r>
-      <w:proofErr w:type="gramEnd"/>
+        <w:t xml:space="preserve">   let reversed = "";</w:t>
+      </w:r>
     </w:p>
     <w:p>
       <w:pPr>
@@ -4100,7 +4082,21 @@
           <w:sz w:val="20"/>
           <w:szCs w:val="20"/>
         </w:rPr>
-        <w:t xml:space="preserve"> Base of anagram problems</w:t>
+        <w:t xml:space="preserve"> Base of </w:t>
+      </w:r>
+      <w:r>
+        <w:rPr>
+          <w:sz w:val="20"/>
+          <w:szCs w:val="20"/>
+        </w:rPr>
+        <w:tab/>
+      </w:r>
+      <w:r>
+        <w:rPr>
+          <w:sz w:val="20"/>
+          <w:szCs w:val="20"/>
+        </w:rPr>
+        <w:t xml:space="preserve"> problems</w:t>
       </w:r>
     </w:p>
     <w:p>
